--- a/2408972_NishantJaiswal_qna.docx
+++ b/2408972_NishantJaiswal_qna.docx
@@ -4,163 +4,1003 @@
   <w:body>
     <w:p>
       <w:pPr>
-        <w:spacing w:after="0" w:line="259" w:lineRule="auto"/>
-        <w:ind w:left="0" w:firstLine="0"/>
-        <w:jc w:val="center"/>
-        <w:rPr>
-          <w:color w:val="000000" w:themeColor="text1"/>
-        </w:rPr>
-      </w:pPr>
-      <w:r>
-        <w:rPr>
-          <w:rFonts w:ascii="Arial" w:eastAsia="Arial" w:hAnsi="Arial" w:cs="Arial"/>
-          <w:b/>
-          <w:color w:val="000000" w:themeColor="text1"/>
-          <w:sz w:val="28"/>
-        </w:rPr>
-        <w:t>Herald College, Kathmandu</w:t>
-      </w:r>
-    </w:p>
-    <w:p>
-      <w:pPr>
-        <w:spacing w:after="21" w:line="266" w:lineRule="auto"/>
-        <w:ind w:left="1714" w:right="1714" w:firstLine="0"/>
-        <w:jc w:val="center"/>
-        <w:rPr>
-          <w:color w:val="000000" w:themeColor="text1"/>
-        </w:rPr>
-      </w:pPr>
-      <w:r>
-        <w:rPr>
-          <w:rFonts w:ascii="Arial" w:eastAsia="Arial" w:hAnsi="Arial" w:cs="Arial"/>
-          <w:color w:val="000000" w:themeColor="text1"/>
-          <w:sz w:val="24"/>
-        </w:rPr>
-        <w:t xml:space="preserve">Artificial Intelligence and Machine Learning </w:t>
-      </w:r>
-      <w:r>
-        <w:rPr>
-          <w:rFonts w:ascii="Arial" w:eastAsia="Arial" w:hAnsi="Arial" w:cs="Arial"/>
-          <w:color w:val="000000" w:themeColor="text1"/>
-          <w:sz w:val="22"/>
-        </w:rPr>
-        <w:t>6CS012 — Final Portfolio Assessment</w:t>
-      </w:r>
-    </w:p>
-    <w:p>
-      <w:pPr>
-        <w:spacing w:after="313" w:line="259" w:lineRule="auto"/>
-        <w:ind w:left="0" w:firstLine="0"/>
-        <w:jc w:val="left"/>
-        <w:rPr>
-          <w:color w:val="000000" w:themeColor="text1"/>
-        </w:rPr>
-      </w:pPr>
-    </w:p>
-    <w:p>
-      <w:pPr>
-        <w:shd w:val="clear" w:color="auto" w:fill="C0392B"/>
-        <w:spacing w:after="0" w:line="259" w:lineRule="auto"/>
-        <w:ind w:left="0" w:firstLine="0"/>
-        <w:jc w:val="center"/>
-        <w:rPr>
-          <w:color w:val="FFFFFF" w:themeColor="background1"/>
-        </w:rPr>
-      </w:pPr>
-      <w:r>
-        <w:rPr>
-          <w:rFonts w:ascii="Arial" w:eastAsia="Arial" w:hAnsi="Arial" w:cs="Arial"/>
-          <w:b/>
-          <w:color w:val="FFFFFF" w:themeColor="background1"/>
-          <w:sz w:val="24"/>
-        </w:rPr>
-        <w:t>Part I — Question and Answer (</w:t>
-      </w:r>
-      <w:proofErr w:type="spellStart"/>
-      <w:r>
-        <w:rPr>
-          <w:rFonts w:ascii="Arial" w:eastAsia="Arial" w:hAnsi="Arial" w:cs="Arial"/>
-          <w:b/>
-          <w:color w:val="FFFFFF" w:themeColor="background1"/>
-          <w:sz w:val="24"/>
-        </w:rPr>
-        <w:t>QnA</w:t>
-      </w:r>
-      <w:proofErr w:type="spellEnd"/>
-      <w:r>
-        <w:rPr>
-          <w:rFonts w:ascii="Arial" w:eastAsia="Arial" w:hAnsi="Arial" w:cs="Arial"/>
-          <w:b/>
-          <w:color w:val="FFFFFF" w:themeColor="background1"/>
-          <w:sz w:val="24"/>
-        </w:rPr>
-        <w:t>)</w:t>
-      </w:r>
-    </w:p>
-    <w:p>
-      <w:pPr>
+        <w:spacing w:after="974" w:line="265" w:lineRule="auto"/>
+        <w:rPr>
+          <w:color w:val="000000" w:themeColor="text1"/>
+        </w:rPr>
+      </w:pPr>
+      <w:r>
+        <w:rPr>
+          <w:noProof/>
+        </w:rPr>
+        <w:drawing>
+          <wp:anchor distT="0" distB="0" distL="114300" distR="114300" simplePos="0" relativeHeight="251659264" behindDoc="0" locked="0" layoutInCell="1" allowOverlap="1" wp14:anchorId="5112DE87" wp14:editId="74B56BE9">
+            <wp:simplePos x="0" y="0"/>
+            <wp:positionH relativeFrom="margin">
+              <wp:posOffset>-502920</wp:posOffset>
+            </wp:positionH>
+            <wp:positionV relativeFrom="margin">
+              <wp:posOffset>-495300</wp:posOffset>
+            </wp:positionV>
+            <wp:extent cx="1889125" cy="784860"/>
+            <wp:effectExtent l="0" t="0" r="0" b="0"/>
+            <wp:wrapSquare wrapText="bothSides"/>
+            <wp:docPr id="3" name="Picture 3"/>
+            <wp:cNvGraphicFramePr>
+              <a:graphicFrameLocks xmlns:a="http://schemas.openxmlformats.org/drawingml/2006/main" noChangeAspect="1"/>
+            </wp:cNvGraphicFramePr>
+            <a:graphic xmlns:a="http://schemas.openxmlformats.org/drawingml/2006/main">
+              <a:graphicData uri="http://schemas.openxmlformats.org/drawingml/2006/picture">
+                <pic:pic xmlns:pic="http://schemas.openxmlformats.org/drawingml/2006/picture">
+                  <pic:nvPicPr>
+                    <pic:cNvPr id="3" name="hck-logo-no-background.png"/>
+                    <pic:cNvPicPr/>
+                  </pic:nvPicPr>
+                  <pic:blipFill>
+                    <a:blip r:embed="rId6" cstate="print">
+                      <a:extLst>
+                        <a:ext uri="{28A0092B-C50C-407E-A947-70E740481C1C}">
+                          <a14:useLocalDpi xmlns:a14="http://schemas.microsoft.com/office/drawing/2010/main" val="0"/>
+                        </a:ext>
+                      </a:extLst>
+                    </a:blip>
+                    <a:stretch>
+                      <a:fillRect/>
+                    </a:stretch>
+                  </pic:blipFill>
+                  <pic:spPr>
+                    <a:xfrm>
+                      <a:off x="0" y="0"/>
+                      <a:ext cx="1889125" cy="784860"/>
+                    </a:xfrm>
+                    <a:prstGeom prst="rect">
+                      <a:avLst/>
+                    </a:prstGeom>
+                  </pic:spPr>
+                </pic:pic>
+              </a:graphicData>
+            </a:graphic>
+            <wp14:sizeRelH relativeFrom="margin">
+              <wp14:pctWidth>0</wp14:pctWidth>
+            </wp14:sizeRelH>
+            <wp14:sizeRelV relativeFrom="margin">
+              <wp14:pctHeight>0</wp14:pctHeight>
+            </wp14:sizeRelV>
+          </wp:anchor>
+        </w:drawing>
+      </w:r>
+    </w:p>
+    <w:tbl>
+      <w:tblPr>
+        <w:tblStyle w:val="TableGrid"/>
+        <w:tblpPr w:leftFromText="180" w:rightFromText="180" w:vertAnchor="page" w:horzAnchor="margin" w:tblpXSpec="center" w:tblpY="5326"/>
+        <w:tblW w:w="10080" w:type="dxa"/>
+        <w:tblCellMar>
+          <w:top w:w="85" w:type="dxa"/>
+          <w:bottom w:w="85" w:type="dxa"/>
+        </w:tblCellMar>
+        <w:tblLook w:val="04A0" w:firstRow="1" w:lastRow="0" w:firstColumn="1" w:lastColumn="0" w:noHBand="0" w:noVBand="1"/>
+      </w:tblPr>
+      <w:tblGrid>
+        <w:gridCol w:w="1500"/>
+        <w:gridCol w:w="4732"/>
+        <w:gridCol w:w="1418"/>
+        <w:gridCol w:w="2430"/>
+      </w:tblGrid>
+      <w:tr>
+        <w:trPr>
+          <w:trHeight w:val="613"/>
+        </w:trPr>
+        <w:tc>
+          <w:tcPr>
+            <w:tcW w:w="1500" w:type="dxa"/>
+            <w:vAlign w:val="center"/>
+          </w:tcPr>
+          <w:p>
+            <w:pPr>
+              <w:pStyle w:val="table-content"/>
+            </w:pPr>
+            <w:r>
+              <w:t>2026</w:t>
+            </w:r>
+          </w:p>
+        </w:tc>
+        <w:tc>
+          <w:tcPr>
+            <w:tcW w:w="4732" w:type="dxa"/>
+            <w:vAlign w:val="center"/>
+          </w:tcPr>
+          <w:p>
+            <w:pPr>
+              <w:pStyle w:val="table-content"/>
+            </w:pPr>
+            <w:r>
+              <w:t>Part-</w:t>
+            </w:r>
+            <w:r>
+              <w:t>I Question and Answer</w:t>
+            </w:r>
+          </w:p>
+        </w:tc>
+        <w:tc>
+          <w:tcPr>
+            <w:tcW w:w="1418" w:type="dxa"/>
+            <w:vAlign w:val="center"/>
+          </w:tcPr>
+          <w:p>
+            <w:pPr>
+              <w:pStyle w:val="table-content"/>
+            </w:pPr>
+            <w:r>
+              <w:t>1</w:t>
+            </w:r>
+          </w:p>
+        </w:tc>
+        <w:tc>
+          <w:tcPr>
+            <w:tcW w:w="2430" w:type="dxa"/>
+            <w:vAlign w:val="center"/>
+          </w:tcPr>
+          <w:p>
+            <w:pPr>
+              <w:pStyle w:val="table-content"/>
+            </w:pPr>
+            <w:r>
+              <w:t>Report</w:t>
+            </w:r>
+          </w:p>
+        </w:tc>
+      </w:tr>
+    </w:tbl>
+    <w:p>
+      <w:pPr>
+        <w:shd w:val="clear" w:color="auto" w:fill="FFFFFF" w:themeFill="background1"/>
         <w:spacing w:after="303" w:line="259" w:lineRule="auto"/>
         <w:ind w:left="0" w:firstLine="0"/>
-        <w:jc w:val="left"/>
-        <w:rPr>
-          <w:color w:val="000000" w:themeColor="text1"/>
-        </w:rPr>
+      </w:pPr>
+    </w:p>
+    <w:p>
+      <w:pPr>
+        <w:shd w:val="clear" w:color="auto" w:fill="FFFFFF" w:themeFill="background1"/>
+        <w:spacing w:after="303" w:line="259" w:lineRule="auto"/>
+        <w:ind w:left="0" w:firstLine="0"/>
+      </w:pPr>
+    </w:p>
+    <w:p>
+      <w:pPr>
+        <w:shd w:val="clear" w:color="auto" w:fill="FFFFFF" w:themeFill="background1"/>
+        <w:spacing w:after="303" w:line="259" w:lineRule="auto"/>
+        <w:ind w:left="0" w:firstLine="0"/>
+      </w:pPr>
+    </w:p>
+    <w:p>
+      <w:pPr>
+        <w:shd w:val="clear" w:color="auto" w:fill="FFFFFF" w:themeFill="background1"/>
+        <w:spacing w:after="303" w:line="259" w:lineRule="auto"/>
+        <w:ind w:left="0" w:firstLine="0"/>
       </w:pPr>
     </w:p>
     <w:p>
       <w:pPr>
         <w:spacing w:after="27" w:line="265" w:lineRule="auto"/>
-        <w:jc w:val="center"/>
-        <w:rPr>
-          <w:color w:val="000000" w:themeColor="text1"/>
-        </w:rPr>
-      </w:pPr>
-      <w:r>
         <w:rPr>
           <w:rFonts w:ascii="Arial" w:eastAsia="Arial" w:hAnsi="Arial" w:cs="Arial"/>
-          <w:color w:val="000000" w:themeColor="text1"/>
+          <w:color w:val="000555"/>
           <w:sz w:val="20"/>
         </w:rPr>
-        <w:t>Student ID: 2408</w:t>
-      </w:r>
-      <w:r>
+      </w:pPr>
+    </w:p>
+    <w:p>
+      <w:pPr>
+        <w:spacing w:after="27" w:line="265" w:lineRule="auto"/>
         <w:rPr>
           <w:rFonts w:ascii="Arial" w:eastAsia="Arial" w:hAnsi="Arial" w:cs="Arial"/>
-          <w:color w:val="000000" w:themeColor="text1"/>
+          <w:color w:val="000555"/>
           <w:sz w:val="20"/>
         </w:rPr>
-        <w:t>972</w:t>
-      </w:r>
+      </w:pPr>
     </w:p>
     <w:p>
       <w:pPr>
         <w:spacing w:after="27" w:line="265" w:lineRule="auto"/>
-        <w:jc w:val="center"/>
-        <w:rPr>
-          <w:color w:val="000000" w:themeColor="text1"/>
-        </w:rPr>
-      </w:pPr>
-      <w:r>
         <w:rPr>
           <w:rFonts w:ascii="Arial" w:eastAsia="Arial" w:hAnsi="Arial" w:cs="Arial"/>
-          <w:color w:val="000000" w:themeColor="text1"/>
+          <w:color w:val="000555"/>
           <w:sz w:val="20"/>
         </w:rPr>
-        <w:t xml:space="preserve">Name: </w:t>
-      </w:r>
-      <w:r>
+      </w:pPr>
+    </w:p>
+    <w:p>
+      <w:pPr>
+        <w:spacing w:after="27" w:line="265" w:lineRule="auto"/>
         <w:rPr>
           <w:rFonts w:ascii="Arial" w:eastAsia="Arial" w:hAnsi="Arial" w:cs="Arial"/>
-          <w:color w:val="000000" w:themeColor="text1"/>
+          <w:color w:val="000555"/>
           <w:sz w:val="20"/>
         </w:rPr>
-        <w:t>Nishant Jaiswal</w:t>
-      </w:r>
+      </w:pPr>
+    </w:p>
+    <w:p>
+      <w:pPr>
+        <w:spacing w:after="27" w:line="265" w:lineRule="auto"/>
+        <w:rPr>
+          <w:rFonts w:ascii="Arial" w:eastAsia="Arial" w:hAnsi="Arial" w:cs="Arial"/>
+          <w:color w:val="000555"/>
+          <w:sz w:val="20"/>
+        </w:rPr>
+      </w:pPr>
+    </w:p>
+    <w:p>
+      <w:pPr>
+        <w:spacing w:after="27" w:line="265" w:lineRule="auto"/>
+        <w:rPr>
+          <w:rFonts w:ascii="Arial" w:eastAsia="Arial" w:hAnsi="Arial" w:cs="Arial"/>
+          <w:color w:val="000555"/>
+          <w:sz w:val="20"/>
+        </w:rPr>
+      </w:pPr>
+      <w:r>
+        <w:rPr>
+          <w:noProof/>
+          <w:sz w:val="56"/>
+          <w:szCs w:val="56"/>
+        </w:rPr>
+        <mc:AlternateContent>
+          <mc:Choice Requires="wps">
+            <w:drawing>
+              <wp:anchor distT="0" distB="0" distL="114300" distR="114300" simplePos="0" relativeHeight="251661312" behindDoc="0" locked="0" layoutInCell="1" allowOverlap="1" wp14:anchorId="2683122B" wp14:editId="0D5CCE58">
+                <wp:simplePos x="0" y="0"/>
+                <wp:positionH relativeFrom="margin">
+                  <wp:align>center</wp:align>
+                </wp:positionH>
+                <wp:positionV relativeFrom="paragraph">
+                  <wp:posOffset>172085</wp:posOffset>
+                </wp:positionV>
+                <wp:extent cx="6115050" cy="885825"/>
+                <wp:effectExtent l="0" t="0" r="0" b="9525"/>
+                <wp:wrapNone/>
+                <wp:docPr id="9" name="Text Box 9"/>
+                <wp:cNvGraphicFramePr/>
+                <a:graphic xmlns:a="http://schemas.openxmlformats.org/drawingml/2006/main">
+                  <a:graphicData uri="http://schemas.microsoft.com/office/word/2010/wordprocessingShape">
+                    <wps:wsp>
+                      <wps:cNvSpPr txBox="1"/>
+                      <wps:spPr>
+                        <a:xfrm>
+                          <a:off x="0" y="0"/>
+                          <a:ext cx="6115050" cy="885825"/>
+                        </a:xfrm>
+                        <a:prstGeom prst="rect">
+                          <a:avLst/>
+                        </a:prstGeom>
+                        <a:solidFill>
+                          <a:schemeClr val="lt1"/>
+                        </a:solidFill>
+                        <a:ln w="6350">
+                          <a:noFill/>
+                        </a:ln>
+                      </wps:spPr>
+                      <wps:txbx>
+                        <w:txbxContent>
+                          <w:p>
+                            <w:pPr>
+                              <w:jc w:val="center"/>
+                              <w:rPr>
+                                <w:sz w:val="48"/>
+                                <w:szCs w:val="48"/>
+                              </w:rPr>
+                            </w:pPr>
+                            <w:r>
+                              <w:rPr>
+                                <w:sz w:val="48"/>
+                                <w:szCs w:val="48"/>
+                              </w:rPr>
+                              <w:t xml:space="preserve">Part-I </w:t>
+                            </w:r>
+                            <w:r>
+                              <w:rPr>
+                                <w:sz w:val="48"/>
+                                <w:szCs w:val="48"/>
+                              </w:rPr>
+                              <w:t>Question and Answer</w:t>
+                            </w:r>
+                          </w:p>
+                          <w:p/>
+                        </w:txbxContent>
+                      </wps:txbx>
+                      <wps:bodyPr rot="0" spcFirstLastPara="0" vertOverflow="overflow" horzOverflow="overflow" vert="horz" wrap="square" lIns="91440" tIns="45720" rIns="91440" bIns="45720" numCol="1" spcCol="0" rtlCol="0" fromWordArt="0" anchor="t" anchorCtr="0" forceAA="0" compatLnSpc="1">
+                        <a:prstTxWarp prst="textNoShape">
+                          <a:avLst/>
+                        </a:prstTxWarp>
+                        <a:noAutofit/>
+                      </wps:bodyPr>
+                    </wps:wsp>
+                  </a:graphicData>
+                </a:graphic>
+                <wp14:sizeRelH relativeFrom="margin">
+                  <wp14:pctWidth>0</wp14:pctWidth>
+                </wp14:sizeRelH>
+              </wp:anchor>
+            </w:drawing>
+          </mc:Choice>
+          <mc:Fallback>
+            <w:pict>
+              <v:shapetype w14:anchorId="2683122B" id="_x0000_t202" coordsize="21600,21600" o:spt="202" path="m,l,21600r21600,l21600,xe">
+                <v:stroke joinstyle="miter"/>
+                <v:path gradientshapeok="t" o:connecttype="rect"/>
+              </v:shapetype>
+              <v:shape id="Text Box 9" o:spid="_x0000_s1026" type="#_x0000_t202" style="position:absolute;left:0;text-align:left;margin-left:0;margin-top:13.55pt;width:481.5pt;height:69.75pt;z-index:251661312;visibility:visible;mso-wrap-style:square;mso-width-percent:0;mso-wrap-distance-left:9pt;mso-wrap-distance-top:0;mso-wrap-distance-right:9pt;mso-wrap-distance-bottom:0;mso-position-horizontal:center;mso-position-horizontal-relative:margin;mso-position-vertical:absolute;mso-position-vertical-relative:text;mso-width-percent:0;mso-width-relative:margin;v-text-anchor:top" o:gfxdata="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" fillcolor="white [3201]" stroked="f" strokeweight=".5pt">
+                <v:textbox>
+                  <w:txbxContent>
+                    <w:p>
+                      <w:pPr>
+                        <w:jc w:val="center"/>
+                        <w:rPr>
+                          <w:sz w:val="48"/>
+                          <w:szCs w:val="48"/>
+                        </w:rPr>
+                      </w:pPr>
+                      <w:r>
+                        <w:rPr>
+                          <w:sz w:val="48"/>
+                          <w:szCs w:val="48"/>
+                        </w:rPr>
+                        <w:t xml:space="preserve">Part-I </w:t>
+                      </w:r>
+                      <w:r>
+                        <w:rPr>
+                          <w:sz w:val="48"/>
+                          <w:szCs w:val="48"/>
+                        </w:rPr>
+                        <w:t>Question and Answer</w:t>
+                      </w:r>
+                    </w:p>
+                    <w:p/>
+                  </w:txbxContent>
+                </v:textbox>
+                <w10:wrap anchorx="margin"/>
+              </v:shape>
+            </w:pict>
+          </mc:Fallback>
+        </mc:AlternateContent>
+      </w:r>
+    </w:p>
+    <w:p>
+      <w:pPr>
+        <w:spacing w:after="27" w:line="265" w:lineRule="auto"/>
+        <w:rPr>
+          <w:rFonts w:ascii="Arial" w:eastAsia="Arial" w:hAnsi="Arial" w:cs="Arial"/>
+          <w:color w:val="000555"/>
+          <w:sz w:val="20"/>
+        </w:rPr>
+      </w:pPr>
+    </w:p>
+    <w:p>
+      <w:pPr>
+        <w:spacing w:after="27" w:line="265" w:lineRule="auto"/>
+        <w:rPr>
+          <w:rFonts w:ascii="Arial" w:eastAsia="Arial" w:hAnsi="Arial" w:cs="Arial"/>
+          <w:color w:val="000555"/>
+          <w:sz w:val="20"/>
+        </w:rPr>
+      </w:pPr>
+    </w:p>
+    <w:p>
+      <w:pPr>
+        <w:spacing w:after="27" w:line="265" w:lineRule="auto"/>
+        <w:rPr>
+          <w:rFonts w:ascii="Arial" w:eastAsia="Arial" w:hAnsi="Arial" w:cs="Arial"/>
+          <w:color w:val="000555"/>
+          <w:sz w:val="20"/>
+        </w:rPr>
+      </w:pPr>
+    </w:p>
+    <w:p>
+      <w:pPr>
+        <w:spacing w:after="27" w:line="265" w:lineRule="auto"/>
+        <w:rPr>
+          <w:rFonts w:ascii="Arial" w:eastAsia="Arial" w:hAnsi="Arial" w:cs="Arial"/>
+          <w:color w:val="000555"/>
+          <w:sz w:val="20"/>
+        </w:rPr>
+      </w:pPr>
+    </w:p>
+    <w:p>
+      <w:pPr>
+        <w:spacing w:after="27" w:line="265" w:lineRule="auto"/>
+        <w:rPr>
+          <w:rFonts w:ascii="Arial" w:eastAsia="Arial" w:hAnsi="Arial" w:cs="Arial"/>
+          <w:color w:val="000555"/>
+          <w:sz w:val="20"/>
+        </w:rPr>
+      </w:pPr>
+    </w:p>
+    <w:p>
+      <w:pPr>
+        <w:spacing w:after="27" w:line="265" w:lineRule="auto"/>
+        <w:rPr>
+          <w:rFonts w:ascii="Arial" w:eastAsia="Arial" w:hAnsi="Arial" w:cs="Arial"/>
+          <w:color w:val="000555"/>
+          <w:sz w:val="20"/>
+        </w:rPr>
+      </w:pPr>
+    </w:p>
+    <w:p>
+      <w:pPr>
+        <w:spacing w:after="27" w:line="265" w:lineRule="auto"/>
+        <w:rPr>
+          <w:rFonts w:ascii="Arial" w:eastAsia="Arial" w:hAnsi="Arial" w:cs="Arial"/>
+          <w:color w:val="000555"/>
+          <w:sz w:val="20"/>
+        </w:rPr>
+      </w:pPr>
+    </w:p>
+    <w:p>
+      <w:pPr>
+        <w:spacing w:after="27" w:line="265" w:lineRule="auto"/>
+        <w:rPr>
+          <w:rFonts w:ascii="Arial" w:eastAsia="Arial" w:hAnsi="Arial" w:cs="Arial"/>
+          <w:color w:val="000555"/>
+          <w:sz w:val="20"/>
+        </w:rPr>
+      </w:pPr>
+    </w:p>
+    <w:p>
+      <w:pPr>
+        <w:spacing w:after="27" w:line="265" w:lineRule="auto"/>
+        <w:rPr>
+          <w:rFonts w:ascii="Arial" w:eastAsia="Arial" w:hAnsi="Arial" w:cs="Arial"/>
+          <w:color w:val="000555"/>
+          <w:sz w:val="20"/>
+        </w:rPr>
+      </w:pPr>
+      <w:r>
+        <w:rPr>
+          <w:noProof/>
+          <w:sz w:val="56"/>
+          <w:szCs w:val="56"/>
+        </w:rPr>
+        <mc:AlternateContent>
+          <mc:Choice Requires="wps">
+            <w:drawing>
+              <wp:anchor distT="0" distB="0" distL="114300" distR="114300" simplePos="0" relativeHeight="251662336" behindDoc="0" locked="0" layoutInCell="1" allowOverlap="1" wp14:anchorId="3C64CDD3" wp14:editId="235A09C1">
+                <wp:simplePos x="0" y="0"/>
+                <wp:positionH relativeFrom="margin">
+                  <wp:posOffset>-480060</wp:posOffset>
+                </wp:positionH>
+                <wp:positionV relativeFrom="paragraph">
+                  <wp:posOffset>126365</wp:posOffset>
+                </wp:positionV>
+                <wp:extent cx="6057900" cy="2636520"/>
+                <wp:effectExtent l="0" t="0" r="0" b="0"/>
+                <wp:wrapNone/>
+                <wp:docPr id="6" name="Text Box 6"/>
+                <wp:cNvGraphicFramePr/>
+                <a:graphic xmlns:a="http://schemas.openxmlformats.org/drawingml/2006/main">
+                  <a:graphicData uri="http://schemas.microsoft.com/office/word/2010/wordprocessingShape">
+                    <wps:wsp>
+                      <wps:cNvSpPr txBox="1"/>
+                      <wps:spPr>
+                        <a:xfrm>
+                          <a:off x="0" y="0"/>
+                          <a:ext cx="6057900" cy="2636520"/>
+                        </a:xfrm>
+                        <a:prstGeom prst="rect">
+                          <a:avLst/>
+                        </a:prstGeom>
+                        <a:solidFill>
+                          <a:schemeClr val="lt1"/>
+                        </a:solidFill>
+                        <a:ln w="6350">
+                          <a:noFill/>
+                        </a:ln>
+                      </wps:spPr>
+                      <wps:txbx>
+                        <w:txbxContent>
+                          <w:p/>
+                          <w:p/>
+                          <w:p/>
+                          <w:p>
+                            <w:pPr>
+                              <w:rPr>
+                                <w:sz w:val="28"/>
+                                <w:szCs w:val="28"/>
+                              </w:rPr>
+                            </w:pPr>
+                            <w:r>
+                              <w:rPr>
+                                <w:sz w:val="28"/>
+                                <w:szCs w:val="28"/>
+                              </w:rPr>
+                              <w:t>Student Id</w:t>
+                            </w:r>
+                            <w:r>
+                              <w:rPr>
+                                <w:sz w:val="28"/>
+                                <w:szCs w:val="28"/>
+                              </w:rPr>
+                              <w:tab/>
+                            </w:r>
+                            <w:r>
+                              <w:rPr>
+                                <w:sz w:val="28"/>
+                                <w:szCs w:val="28"/>
+                              </w:rPr>
+                              <w:tab/>
+                              <w:t xml:space="preserve">: </w:t>
+                            </w:r>
+                            <w:r>
+                              <w:rPr>
+                                <w:sz w:val="28"/>
+                                <w:szCs w:val="28"/>
+                              </w:rPr>
+                              <w:t>2408972</w:t>
+                            </w:r>
+                          </w:p>
+                          <w:p>
+                            <w:pPr>
+                              <w:rPr>
+                                <w:sz w:val="28"/>
+                                <w:szCs w:val="28"/>
+                              </w:rPr>
+                            </w:pPr>
+                            <w:r>
+                              <w:rPr>
+                                <w:sz w:val="28"/>
+                                <w:szCs w:val="28"/>
+                              </w:rPr>
+                              <w:t>Student Name</w:t>
+                            </w:r>
+                            <w:r>
+                              <w:rPr>
+                                <w:sz w:val="28"/>
+                                <w:szCs w:val="28"/>
+                              </w:rPr>
+                              <w:tab/>
+                              <w:t xml:space="preserve">: </w:t>
+                            </w:r>
+                            <w:r>
+                              <w:rPr>
+                                <w:sz w:val="28"/>
+                                <w:szCs w:val="28"/>
+                              </w:rPr>
+                              <w:t>Nishant Jaiswal</w:t>
+                            </w:r>
+                          </w:p>
+                          <w:p>
+                            <w:pPr>
+                              <w:rPr>
+                                <w:sz w:val="28"/>
+                                <w:szCs w:val="28"/>
+                              </w:rPr>
+                            </w:pPr>
+                            <w:r>
+                              <w:rPr>
+                                <w:sz w:val="28"/>
+                                <w:szCs w:val="28"/>
+                              </w:rPr>
+                              <w:t>Section</w:t>
+                            </w:r>
+                            <w:r>
+                              <w:rPr>
+                                <w:sz w:val="28"/>
+                                <w:szCs w:val="28"/>
+                              </w:rPr>
+                              <w:tab/>
+                            </w:r>
+                            <w:r>
+                              <w:rPr>
+                                <w:sz w:val="28"/>
+                                <w:szCs w:val="28"/>
+                              </w:rPr>
+                              <w:tab/>
+                              <w:t xml:space="preserve">: </w:t>
+                            </w:r>
+                            <w:r>
+                              <w:rPr>
+                                <w:sz w:val="28"/>
+                                <w:szCs w:val="28"/>
+                              </w:rPr>
+                              <w:t>L6CG4</w:t>
+                            </w:r>
+                          </w:p>
+                          <w:p>
+                            <w:pPr>
+                              <w:rPr>
+                                <w:sz w:val="28"/>
+                                <w:szCs w:val="28"/>
+                              </w:rPr>
+                            </w:pPr>
+                            <w:r>
+                              <w:rPr>
+                                <w:sz w:val="28"/>
+                                <w:szCs w:val="28"/>
+                              </w:rPr>
+                              <w:t>Module Leader</w:t>
+                            </w:r>
+                            <w:r>
+                              <w:rPr>
+                                <w:sz w:val="28"/>
+                                <w:szCs w:val="28"/>
+                              </w:rPr>
+                              <w:tab/>
+                              <w:t xml:space="preserve">: </w:t>
+                            </w:r>
+                            <w:r>
+                              <w:rPr>
+                                <w:sz w:val="28"/>
+                                <w:szCs w:val="28"/>
+                              </w:rPr>
+                              <w:t>Mr. Siman Giri</w:t>
+                            </w:r>
+                          </w:p>
+                          <w:p>
+                            <w:pPr>
+                              <w:rPr>
+                                <w:sz w:val="28"/>
+                                <w:szCs w:val="28"/>
+                              </w:rPr>
+                            </w:pPr>
+                            <w:r>
+                              <w:rPr>
+                                <w:sz w:val="28"/>
+                                <w:szCs w:val="28"/>
+                              </w:rPr>
+                              <w:t xml:space="preserve">Tutor </w:t>
+                            </w:r>
+                            <w:r>
+                              <w:rPr>
+                                <w:sz w:val="28"/>
+                                <w:szCs w:val="28"/>
+                              </w:rPr>
+                              <w:tab/>
+                            </w:r>
+                            <w:r>
+                              <w:rPr>
+                                <w:sz w:val="28"/>
+                                <w:szCs w:val="28"/>
+                              </w:rPr>
+                              <w:tab/>
+                            </w:r>
+                            <w:r>
+                              <w:rPr>
+                                <w:sz w:val="28"/>
+                                <w:szCs w:val="28"/>
+                              </w:rPr>
+                              <w:t xml:space="preserve">        </w:t>
+                            </w:r>
+                            <w:proofErr w:type="gramStart"/>
+                            <w:r>
+                              <w:rPr>
+                                <w:sz w:val="28"/>
+                                <w:szCs w:val="28"/>
+                              </w:rPr>
+                              <w:t xml:space="preserve">  :</w:t>
+                            </w:r>
+                            <w:proofErr w:type="gramEnd"/>
+                            <w:r>
+                              <w:rPr>
+                                <w:sz w:val="28"/>
+                                <w:szCs w:val="28"/>
+                              </w:rPr>
+                              <w:t xml:space="preserve"> Mr. Anish Khatiwada</w:t>
+                            </w:r>
+                            <w:r>
+                              <w:rPr>
+                                <w:sz w:val="28"/>
+                                <w:szCs w:val="28"/>
+                              </w:rPr>
+                              <w:tab/>
+                            </w:r>
+                          </w:p>
+                          <w:p/>
+                        </w:txbxContent>
+                      </wps:txbx>
+                      <wps:bodyPr rot="0" spcFirstLastPara="0" vertOverflow="overflow" horzOverflow="overflow" vert="horz" wrap="square" lIns="91440" tIns="45720" rIns="91440" bIns="45720" numCol="1" spcCol="0" rtlCol="0" fromWordArt="0" anchor="t" anchorCtr="0" forceAA="0" compatLnSpc="1">
+                        <a:prstTxWarp prst="textNoShape">
+                          <a:avLst/>
+                        </a:prstTxWarp>
+                        <a:noAutofit/>
+                      </wps:bodyPr>
+                    </wps:wsp>
+                  </a:graphicData>
+                </a:graphic>
+                <wp14:sizeRelH relativeFrom="margin">
+                  <wp14:pctWidth>0</wp14:pctWidth>
+                </wp14:sizeRelH>
+                <wp14:sizeRelV relativeFrom="margin">
+                  <wp14:pctHeight>0</wp14:pctHeight>
+                </wp14:sizeRelV>
+              </wp:anchor>
+            </w:drawing>
+          </mc:Choice>
+          <mc:Fallback>
+            <w:pict>
+              <v:shape w14:anchorId="3C64CDD3" id="Text Box 6" o:spid="_x0000_s1027" type="#_x0000_t202" style="position:absolute;left:0;text-align:left;margin-left:-37.8pt;margin-top:9.95pt;width:477pt;height:207.6pt;z-index:251662336;visibility:visible;mso-wrap-style:square;mso-width-percent:0;mso-height-percent:0;mso-wrap-distance-left:9pt;mso-wrap-distance-top:0;mso-wrap-distance-right:9pt;mso-wrap-distance-bottom:0;mso-position-horizontal:absolute;mso-position-horizontal-relative:margin;mso-position-vertical:absolute;mso-position-vertical-relative:text;mso-width-percent:0;mso-height-percent:0;mso-width-relative:margin;mso-height-relative:margin;v-text-anchor:top" o:gfxdata="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" fillcolor="white [3201]" stroked="f" strokeweight=".5pt">
+                <v:textbox>
+                  <w:txbxContent>
+                    <w:p/>
+                    <w:p/>
+                    <w:p/>
+                    <w:p>
+                      <w:pPr>
+                        <w:rPr>
+                          <w:sz w:val="28"/>
+                          <w:szCs w:val="28"/>
+                        </w:rPr>
+                      </w:pPr>
+                      <w:r>
+                        <w:rPr>
+                          <w:sz w:val="28"/>
+                          <w:szCs w:val="28"/>
+                        </w:rPr>
+                        <w:t>Student Id</w:t>
+                      </w:r>
+                      <w:r>
+                        <w:rPr>
+                          <w:sz w:val="28"/>
+                          <w:szCs w:val="28"/>
+                        </w:rPr>
+                        <w:tab/>
+                      </w:r>
+                      <w:r>
+                        <w:rPr>
+                          <w:sz w:val="28"/>
+                          <w:szCs w:val="28"/>
+                        </w:rPr>
+                        <w:tab/>
+                        <w:t xml:space="preserve">: </w:t>
+                      </w:r>
+                      <w:r>
+                        <w:rPr>
+                          <w:sz w:val="28"/>
+                          <w:szCs w:val="28"/>
+                        </w:rPr>
+                        <w:t>2408972</w:t>
+                      </w:r>
+                    </w:p>
+                    <w:p>
+                      <w:pPr>
+                        <w:rPr>
+                          <w:sz w:val="28"/>
+                          <w:szCs w:val="28"/>
+                        </w:rPr>
+                      </w:pPr>
+                      <w:r>
+                        <w:rPr>
+                          <w:sz w:val="28"/>
+                          <w:szCs w:val="28"/>
+                        </w:rPr>
+                        <w:t>Student Name</w:t>
+                      </w:r>
+                      <w:r>
+                        <w:rPr>
+                          <w:sz w:val="28"/>
+                          <w:szCs w:val="28"/>
+                        </w:rPr>
+                        <w:tab/>
+                        <w:t xml:space="preserve">: </w:t>
+                      </w:r>
+                      <w:r>
+                        <w:rPr>
+                          <w:sz w:val="28"/>
+                          <w:szCs w:val="28"/>
+                        </w:rPr>
+                        <w:t>Nishant Jaiswal</w:t>
+                      </w:r>
+                    </w:p>
+                    <w:p>
+                      <w:pPr>
+                        <w:rPr>
+                          <w:sz w:val="28"/>
+                          <w:szCs w:val="28"/>
+                        </w:rPr>
+                      </w:pPr>
+                      <w:r>
+                        <w:rPr>
+                          <w:sz w:val="28"/>
+                          <w:szCs w:val="28"/>
+                        </w:rPr>
+                        <w:t>Section</w:t>
+                      </w:r>
+                      <w:r>
+                        <w:rPr>
+                          <w:sz w:val="28"/>
+                          <w:szCs w:val="28"/>
+                        </w:rPr>
+                        <w:tab/>
+                      </w:r>
+                      <w:r>
+                        <w:rPr>
+                          <w:sz w:val="28"/>
+                          <w:szCs w:val="28"/>
+                        </w:rPr>
+                        <w:tab/>
+                        <w:t xml:space="preserve">: </w:t>
+                      </w:r>
+                      <w:r>
+                        <w:rPr>
+                          <w:sz w:val="28"/>
+                          <w:szCs w:val="28"/>
+                        </w:rPr>
+                        <w:t>L6CG4</w:t>
+                      </w:r>
+                    </w:p>
+                    <w:p>
+                      <w:pPr>
+                        <w:rPr>
+                          <w:sz w:val="28"/>
+                          <w:szCs w:val="28"/>
+                        </w:rPr>
+                      </w:pPr>
+                      <w:r>
+                        <w:rPr>
+                          <w:sz w:val="28"/>
+                          <w:szCs w:val="28"/>
+                        </w:rPr>
+                        <w:t>Module Leader</w:t>
+                      </w:r>
+                      <w:r>
+                        <w:rPr>
+                          <w:sz w:val="28"/>
+                          <w:szCs w:val="28"/>
+                        </w:rPr>
+                        <w:tab/>
+                        <w:t xml:space="preserve">: </w:t>
+                      </w:r>
+                      <w:r>
+                        <w:rPr>
+                          <w:sz w:val="28"/>
+                          <w:szCs w:val="28"/>
+                        </w:rPr>
+                        <w:t>Mr. Siman Giri</w:t>
+                      </w:r>
+                    </w:p>
+                    <w:p>
+                      <w:pPr>
+                        <w:rPr>
+                          <w:sz w:val="28"/>
+                          <w:szCs w:val="28"/>
+                        </w:rPr>
+                      </w:pPr>
+                      <w:r>
+                        <w:rPr>
+                          <w:sz w:val="28"/>
+                          <w:szCs w:val="28"/>
+                        </w:rPr>
+                        <w:t xml:space="preserve">Tutor </w:t>
+                      </w:r>
+                      <w:r>
+                        <w:rPr>
+                          <w:sz w:val="28"/>
+                          <w:szCs w:val="28"/>
+                        </w:rPr>
+                        <w:tab/>
+                      </w:r>
+                      <w:r>
+                        <w:rPr>
+                          <w:sz w:val="28"/>
+                          <w:szCs w:val="28"/>
+                        </w:rPr>
+                        <w:tab/>
+                      </w:r>
+                      <w:r>
+                        <w:rPr>
+                          <w:sz w:val="28"/>
+                          <w:szCs w:val="28"/>
+                        </w:rPr>
+                        <w:t xml:space="preserve">        </w:t>
+                      </w:r>
+                      <w:proofErr w:type="gramStart"/>
+                      <w:r>
+                        <w:rPr>
+                          <w:sz w:val="28"/>
+                          <w:szCs w:val="28"/>
+                        </w:rPr>
+                        <w:t xml:space="preserve">  :</w:t>
+                      </w:r>
+                      <w:proofErr w:type="gramEnd"/>
+                      <w:r>
+                        <w:rPr>
+                          <w:sz w:val="28"/>
+                          <w:szCs w:val="28"/>
+                        </w:rPr>
+                        <w:t xml:space="preserve"> Mr. Anish Khatiwada</w:t>
+                      </w:r>
+                      <w:r>
+                        <w:rPr>
+                          <w:sz w:val="28"/>
+                          <w:szCs w:val="28"/>
+                        </w:rPr>
+                        <w:tab/>
+                      </w:r>
+                    </w:p>
+                    <w:p/>
+                  </w:txbxContent>
+                </v:textbox>
+                <w10:wrap anchorx="margin"/>
+              </v:shape>
+            </w:pict>
+          </mc:Fallback>
+        </mc:AlternateContent>
+      </w:r>
+    </w:p>
+    <w:p>
+      <w:pPr>
+        <w:spacing w:after="27" w:line="265" w:lineRule="auto"/>
+        <w:rPr>
+          <w:rFonts w:ascii="Arial" w:eastAsia="Arial" w:hAnsi="Arial" w:cs="Arial"/>
+          <w:color w:val="000555"/>
+          <w:sz w:val="20"/>
+        </w:rPr>
+      </w:pPr>
+    </w:p>
+    <w:p>
+      <w:pPr>
+        <w:spacing w:after="27" w:line="265" w:lineRule="auto"/>
+        <w:rPr>
+          <w:rFonts w:ascii="Arial" w:eastAsia="Arial" w:hAnsi="Arial" w:cs="Arial"/>
+          <w:color w:val="000555"/>
+          <w:sz w:val="20"/>
+        </w:rPr>
+      </w:pPr>
+    </w:p>
+    <w:p>
+      <w:pPr>
+        <w:spacing w:after="27" w:line="265" w:lineRule="auto"/>
+        <w:rPr>
+          <w:rFonts w:ascii="Arial" w:eastAsia="Arial" w:hAnsi="Arial" w:cs="Arial"/>
+          <w:color w:val="000555"/>
+          <w:sz w:val="20"/>
+        </w:rPr>
+      </w:pPr>
+    </w:p>
+    <w:p>
+      <w:pPr>
+        <w:spacing w:after="27" w:line="265" w:lineRule="auto"/>
+        <w:rPr>
+          <w:rFonts w:ascii="Arial" w:eastAsia="Arial" w:hAnsi="Arial" w:cs="Arial"/>
+          <w:color w:val="000555"/>
+          <w:sz w:val="20"/>
+        </w:rPr>
+      </w:pPr>
+    </w:p>
+    <w:p>
+      <w:pPr>
+        <w:spacing w:after="860" w:line="265" w:lineRule="auto"/>
+        <w:ind w:left="0" w:firstLine="0"/>
+        <w:rPr>
+          <w:rFonts w:ascii="Arial" w:eastAsia="Arial" w:hAnsi="Arial" w:cs="Arial"/>
+          <w:color w:val="000555"/>
+          <w:sz w:val="20"/>
+        </w:rPr>
+      </w:pPr>
+    </w:p>
+    <w:p>
+      <w:pPr>
+        <w:pStyle w:val="TOCHeading"/>
+        <w:jc w:val="both"/>
+      </w:pPr>
+      <w:r>
+        <w:t>Table of Contents</w:t>
+      </w:r>
+    </w:p>
+    <w:p>
+      <w:pPr>
+        <w:pStyle w:val="TOC1"/>
+        <w:tabs>
+          <w:tab w:val="left" w:pos="480"/>
+          <w:tab w:val="right" w:leader="dot" w:pos="8776"/>
+        </w:tabs>
+        <w:rPr>
+          <w:noProof/>
+        </w:rPr>
+      </w:pPr>
     </w:p>
     <w:p>
       <w:pPr>
         <w:spacing w:after="974" w:line="265" w:lineRule="auto"/>
-        <w:jc w:val="center"/>
+        <w:ind w:left="0" w:firstLine="0"/>
         <w:rPr>
           <w:color w:val="000000" w:themeColor="text1"/>
         </w:rPr>
@@ -170,14 +1010,16 @@
       <w:pPr>
         <w:pStyle w:val="Heading1"/>
         <w:ind w:left="-5"/>
-        <w:rPr>
-          <w:color w:val="000000" w:themeColor="text1"/>
-        </w:rPr>
-      </w:pPr>
-      <w:r>
-        <w:rPr>
-          <w:color w:val="000000" w:themeColor="text1"/>
-        </w:rPr>
+        <w:jc w:val="both"/>
+        <w:rPr>
+          <w:color w:val="000000" w:themeColor="text1"/>
+        </w:rPr>
+      </w:pPr>
+      <w:r>
+        <w:rPr>
+          <w:color w:val="000000" w:themeColor="text1"/>
+        </w:rPr>
+        <w:lastRenderedPageBreak/>
         <w:t>Long Question — Answer 1 of 2 [5 Marks]</w:t>
       </w:r>
     </w:p>
@@ -185,17 +1027,20 @@
       <w:pPr>
         <w:spacing w:after="304" w:line="259" w:lineRule="auto"/>
         <w:ind w:left="-5"/>
-        <w:jc w:val="left"/>
-        <w:rPr>
-          <w:color w:val="000000" w:themeColor="text1"/>
+        <w:rPr>
+          <w:bCs/>
+          <w:color w:val="000000" w:themeColor="text1"/>
+          <w:sz w:val="22"/>
+          <w:szCs w:val="28"/>
         </w:rPr>
       </w:pPr>
       <w:r>
         <w:rPr>
           <w:rFonts w:ascii="Arial" w:eastAsia="Arial" w:hAnsi="Arial" w:cs="Arial"/>
-          <w:b/>
-          <w:color w:val="000000" w:themeColor="text1"/>
-          <w:sz w:val="23"/>
+          <w:bCs/>
+          <w:color w:val="000000" w:themeColor="text1"/>
+          <w:sz w:val="24"/>
+          <w:szCs w:val="28"/>
         </w:rPr>
         <w:t xml:space="preserve">Question 1: You are a Data Scientist at </w:t>
       </w:r>
@@ -203,9 +1048,10 @@
       <w:r>
         <w:rPr>
           <w:rFonts w:ascii="Arial" w:eastAsia="Arial" w:hAnsi="Arial" w:cs="Arial"/>
-          <w:b/>
-          <w:color w:val="000000" w:themeColor="text1"/>
-          <w:sz w:val="23"/>
+          <w:bCs/>
+          <w:color w:val="000000" w:themeColor="text1"/>
+          <w:sz w:val="24"/>
+          <w:szCs w:val="28"/>
         </w:rPr>
         <w:t>eSewa</w:t>
       </w:r>
@@ -213,9 +1059,10 @@
       <w:r>
         <w:rPr>
           <w:rFonts w:ascii="Arial" w:eastAsia="Arial" w:hAnsi="Arial" w:cs="Arial"/>
-          <w:b/>
-          <w:color w:val="000000" w:themeColor="text1"/>
-          <w:sz w:val="23"/>
+          <w:bCs/>
+          <w:color w:val="000000" w:themeColor="text1"/>
+          <w:sz w:val="24"/>
+          <w:szCs w:val="28"/>
         </w:rPr>
         <w:t>, a leading digital payment platform, working on large-scale user transaction data. Identify two high-impact business problems where unsupervised learning can provide value. For each problem, define it in context, propose a suitable approach, discuss system integration, and briefly mention one limitation.</w:t>
       </w:r>
@@ -225,6 +1072,7 @@
         <w:pStyle w:val="Heading2"/>
         <w:spacing w:after="17"/>
         <w:ind w:left="-5"/>
+        <w:jc w:val="both"/>
         <w:rPr>
           <w:color w:val="000000" w:themeColor="text1"/>
         </w:rPr>
@@ -265,14 +1113,30 @@
           <w:b/>
           <w:color w:val="000000" w:themeColor="text1"/>
         </w:rPr>
-        <w:t>Business Context</w:t>
-      </w:r>
+        <w:t xml:space="preserve">Business </w:t>
+      </w:r>
+      <w:proofErr w:type="gramStart"/>
       <w:r>
         <w:rPr>
           <w:b/>
           <w:color w:val="000000" w:themeColor="text1"/>
         </w:rPr>
-        <w:t xml:space="preserve"> : </w:t>
+        <w:t>Context</w:t>
+      </w:r>
+      <w:r>
+        <w:rPr>
+          <w:b/>
+          <w:color w:val="000000" w:themeColor="text1"/>
+        </w:rPr>
+        <w:t xml:space="preserve"> :</w:t>
+      </w:r>
+      <w:proofErr w:type="gramEnd"/>
+      <w:r>
+        <w:rPr>
+          <w:b/>
+          <w:color w:val="000000" w:themeColor="text1"/>
+        </w:rPr>
+        <w:t xml:space="preserve"> </w:t>
       </w:r>
       <w:r>
         <w:rPr>
@@ -292,35 +1156,51 @@
         <w:rPr>
           <w:color w:val="000000" w:themeColor="text1"/>
         </w:rPr>
-        <w:t xml:space="preserve"> is one of the prime targets of attackers. An attacker can achieve full access to a victim's account by using malware, session hijacking or phishing. The actual issue isn't actually the login itself  it's the actions the attacker takes after logging in.</w:t>
+        <w:t xml:space="preserve"> is one of the prime targets of attackers. An attacker can achieve full access to a victim's account by using malware, session hijacking or phishing. The actual issue isn't </w:t>
+      </w:r>
+      <w:proofErr w:type="gramStart"/>
+      <w:r>
+        <w:rPr>
+          <w:color w:val="000000" w:themeColor="text1"/>
+        </w:rPr>
+        <w:t>actually the</w:t>
+      </w:r>
+      <w:proofErr w:type="gramEnd"/>
+      <w:r>
+        <w:rPr>
+          <w:color w:val="000000" w:themeColor="text1"/>
+        </w:rPr>
+        <w:t xml:space="preserve"> login </w:t>
+      </w:r>
+      <w:proofErr w:type="gramStart"/>
+      <w:r>
+        <w:rPr>
+          <w:color w:val="000000" w:themeColor="text1"/>
+        </w:rPr>
+        <w:t>itself  it's</w:t>
+      </w:r>
+      <w:proofErr w:type="gramEnd"/>
+      <w:r>
+        <w:rPr>
+          <w:color w:val="000000" w:themeColor="text1"/>
+        </w:rPr>
+        <w:t xml:space="preserve"> the actions the attacker takes after logging in.</w:t>
       </w:r>
     </w:p>
     <w:p>
       <w:pPr>
         <w:ind w:left="-5" w:right="-15"/>
         <w:rPr>
-          <w:color w:val="000000" w:themeColor="text1"/>
-        </w:rPr>
-      </w:pPr>
-      <w:r>
-        <w:rPr>
           <w:b/>
           <w:color w:val="000000" w:themeColor="text1"/>
         </w:rPr>
-        <w:t>Proposed Approach: LSTM Autoencoder</w:t>
-      </w:r>
+      </w:pPr>
       <w:r>
         <w:rPr>
           <w:b/>
           <w:color w:val="000000" w:themeColor="text1"/>
         </w:rPr>
-        <w:t xml:space="preserve"> : </w:t>
-      </w:r>
-      <w:r>
-        <w:rPr>
-          <w:color w:val="000000" w:themeColor="text1"/>
-        </w:rPr>
-        <w:t>The user sessions are always sequential. Legitimate user actions are orderly, rhythmic and purposeful. A normal autoencoder reduces a session to a vector and discards all temporal information. LSTM cells solve this problem: the input gate decides what to add to the state of the cell, the forget gate determines what to forget and the output gate decides what to keep. The model learns the transitions as well as the actions. A sequence such as 'balance check , small transfer  , logout' is well reconstructed. A sequence such as ‘login, immediate maximum transfer, add new beneficiary, logout' has a high reconstruction error since those transitions did not occur in any of the training legitimate sessions. Only normal sessions are used for training the model. An attacker that is walking on paths he does not know or skipping steps that a real user would not skip, will incur reconstruction error at inference without the attacker being warned, which re-verifies his OTP in the middle of the session. Navigation sequences, time per screen, input cadence, and transaction speed are features used.</w:t>
+        <w:t xml:space="preserve">Proposed Approach: </w:t>
       </w:r>
     </w:p>
     <w:p>
@@ -335,14 +1215,86 @@
           <w:b/>
           <w:color w:val="000000" w:themeColor="text1"/>
         </w:rPr>
-        <w:t>System Integration</w:t>
+        <w:t>LSTM Autoencoder</w:t>
       </w:r>
       <w:r>
         <w:rPr>
           <w:b/>
           <w:color w:val="000000" w:themeColor="text1"/>
         </w:rPr>
-        <w:t xml:space="preserve"> : </w:t>
+        <w:t xml:space="preserve">: </w:t>
+      </w:r>
+      <w:r>
+        <w:rPr>
+          <w:color w:val="000000" w:themeColor="text1"/>
+        </w:rPr>
+        <w:t xml:space="preserve">The user sessions are always sequential. Legitimate user actions are orderly, rhythmic and purposeful. A normal autoencoder reduces a session to a vector and discards all temporal information. LSTM cells solve this problem: the input gate decides what to add to the state of the cell, the forget gate determines what to forget and the output gate decides what to keep. The model learns the transitions as well as the actions. A sequence such as 'balance </w:t>
+      </w:r>
+      <w:proofErr w:type="gramStart"/>
+      <w:r>
+        <w:rPr>
+          <w:color w:val="000000" w:themeColor="text1"/>
+        </w:rPr>
+        <w:t>check ,</w:t>
+      </w:r>
+      <w:proofErr w:type="gramEnd"/>
+      <w:r>
+        <w:rPr>
+          <w:color w:val="000000" w:themeColor="text1"/>
+        </w:rPr>
+        <w:t xml:space="preserve"> small </w:t>
+      </w:r>
+      <w:proofErr w:type="gramStart"/>
+      <w:r>
+        <w:rPr>
+          <w:color w:val="000000" w:themeColor="text1"/>
+        </w:rPr>
+        <w:t>transfer  ,</w:t>
+      </w:r>
+      <w:proofErr w:type="gramEnd"/>
+      <w:r>
+        <w:rPr>
+          <w:color w:val="000000" w:themeColor="text1"/>
+        </w:rPr>
+        <w:t xml:space="preserve"> logout' is well reconstructed. A sequence such as ‘login, immediate maximum transfer, add new beneficiary, logout' has a high reconstruction error since those transitions did not occur in any of the training legitimate sessions. Only normal sessions are used for training the model. An attacker that is walking on paths he does not know or skipping steps that a real user would not skip, will incur reconstruction error at inference without the attacker being warned, which re-verifies his OTP in the middle of the session. Navigation sequences, time per screen, input cadence, and transaction speed are features used.</w:t>
+      </w:r>
+    </w:p>
+    <w:p>
+      <w:pPr>
+        <w:ind w:left="-5" w:right="-15"/>
+        <w:rPr>
+          <w:color w:val="000000" w:themeColor="text1"/>
+        </w:rPr>
+      </w:pPr>
+      <w:r>
+        <w:rPr>
+          <w:b/>
+          <w:color w:val="000000" w:themeColor="text1"/>
+        </w:rPr>
+        <w:t xml:space="preserve">System </w:t>
+      </w:r>
+      <w:proofErr w:type="gramStart"/>
+      <w:r>
+        <w:rPr>
+          <w:b/>
+          <w:color w:val="000000" w:themeColor="text1"/>
+        </w:rPr>
+        <w:t>Integration</w:t>
+      </w:r>
+      <w:r>
+        <w:rPr>
+          <w:b/>
+          <w:color w:val="000000" w:themeColor="text1"/>
+        </w:rPr>
+        <w:t xml:space="preserve"> :</w:t>
+      </w:r>
+      <w:proofErr w:type="gramEnd"/>
+      <w:r>
+        <w:rPr>
+          <w:b/>
+          <w:color w:val="000000" w:themeColor="text1"/>
+        </w:rPr>
+        <w:t xml:space="preserve"> </w:t>
       </w:r>
       <w:r>
         <w:rPr>
@@ -358,6 +1310,7 @@
           <w:color w:val="000000" w:themeColor="text1"/>
         </w:rPr>
       </w:pPr>
+      <w:proofErr w:type="gramStart"/>
       <w:r>
         <w:rPr>
           <w:b/>
@@ -372,6 +1325,7 @@
         </w:rPr>
         <w:t xml:space="preserve"> :</w:t>
       </w:r>
+      <w:proofErr w:type="gramEnd"/>
       <w:r>
         <w:rPr>
           <w:color w:val="000000" w:themeColor="text1"/>
@@ -382,7 +1336,21 @@
         <w:rPr>
           <w:color w:val="000000" w:themeColor="text1"/>
         </w:rPr>
-        <w:t>Users on new devices or in new environments produce "true" false positives, which requires per-user threshold calibration, not a single global threshold.</w:t>
+        <w:t xml:space="preserve">Users on new devices or in new environments produce "true" false positives, which </w:t>
+      </w:r>
+      <w:proofErr w:type="gramStart"/>
+      <w:r>
+        <w:rPr>
+          <w:color w:val="000000" w:themeColor="text1"/>
+        </w:rPr>
+        <w:t>requires</w:t>
+      </w:r>
+      <w:proofErr w:type="gramEnd"/>
+      <w:r>
+        <w:rPr>
+          <w:color w:val="000000" w:themeColor="text1"/>
+        </w:rPr>
+        <w:t xml:space="preserve"> per-user threshold calibration, not a single global threshold.</w:t>
       </w:r>
     </w:p>
     <w:p>
@@ -390,6 +1358,7 @@
         <w:pStyle w:val="Heading2"/>
         <w:spacing w:after="17"/>
         <w:ind w:left="-5"/>
+        <w:jc w:val="both"/>
         <w:rPr>
           <w:color w:val="000000" w:themeColor="text1"/>
         </w:rPr>
@@ -399,8 +1368,157 @@
           <w:color w:val="000000" w:themeColor="text1"/>
           <w:sz w:val="22"/>
         </w:rPr>
+        <w:t>Problem 2: API Abuse and Enumeration Attack Detection</w:t>
+      </w:r>
+    </w:p>
+    <w:p>
+      <w:pPr>
+        <w:ind w:left="-5" w:right="-15"/>
+        <w:rPr>
+          <w:color w:val="000000" w:themeColor="text1"/>
+        </w:rPr>
+      </w:pPr>
+      <w:r>
+        <w:rPr>
+          <w:b/>
+          <w:color w:val="000000" w:themeColor="text1"/>
+        </w:rPr>
+        <w:t xml:space="preserve">Business </w:t>
+      </w:r>
+      <w:proofErr w:type="gramStart"/>
+      <w:r>
+        <w:rPr>
+          <w:b/>
+          <w:color w:val="000000" w:themeColor="text1"/>
+        </w:rPr>
+        <w:t>Context</w:t>
+      </w:r>
+      <w:r>
+        <w:rPr>
+          <w:b/>
+          <w:color w:val="000000" w:themeColor="text1"/>
+        </w:rPr>
+        <w:t xml:space="preserve"> :</w:t>
+      </w:r>
+      <w:proofErr w:type="gramEnd"/>
+      <w:r>
+        <w:rPr>
+          <w:color w:val="000000" w:themeColor="text1"/>
+        </w:rPr>
+        <w:t xml:space="preserve"> </w:t>
+      </w:r>
+      <w:proofErr w:type="spellStart"/>
+      <w:r>
+        <w:rPr>
+          <w:color w:val="000000" w:themeColor="text1"/>
+        </w:rPr>
+        <w:t>eSewa's</w:t>
+      </w:r>
+      <w:proofErr w:type="spellEnd"/>
+      <w:r>
+        <w:rPr>
+          <w:color w:val="000000" w:themeColor="text1"/>
+        </w:rPr>
+        <w:t xml:space="preserve"> APIs for account verification, merchant lookup and balance checking are targeted to map valid accounts and/or to get merchant info. The slow and sub-rate-limited requests are intentionally designed in this way so that they will not be detected by </w:t>
+      </w:r>
+      <w:proofErr w:type="spellStart"/>
+      <w:r>
+        <w:rPr>
+          <w:color w:val="000000" w:themeColor="text1"/>
+        </w:rPr>
+        <w:t>threshhold</w:t>
+      </w:r>
+      <w:proofErr w:type="spellEnd"/>
+      <w:r>
+        <w:rPr>
+          <w:color w:val="000000" w:themeColor="text1"/>
+        </w:rPr>
+        <w:t xml:space="preserve"> detection.</w:t>
+      </w:r>
+    </w:p>
+    <w:p>
+      <w:pPr>
+        <w:ind w:left="-5" w:right="-15"/>
+        <w:rPr>
+          <w:color w:val="000000" w:themeColor="text1"/>
+        </w:rPr>
+      </w:pPr>
+      <w:r>
+        <w:rPr>
+          <w:b/>
+          <w:color w:val="000000" w:themeColor="text1"/>
+        </w:rPr>
+        <w:t xml:space="preserve">Proposed Approach: LSTM Autoencoder on API Call </w:t>
+      </w:r>
+      <w:proofErr w:type="gramStart"/>
+      <w:r>
+        <w:rPr>
+          <w:b/>
+          <w:color w:val="000000" w:themeColor="text1"/>
+        </w:rPr>
+        <w:t>Sequences</w:t>
+      </w:r>
+      <w:r>
+        <w:rPr>
+          <w:b/>
+          <w:color w:val="000000" w:themeColor="text1"/>
+        </w:rPr>
+        <w:t xml:space="preserve"> :</w:t>
+      </w:r>
+      <w:proofErr w:type="gramEnd"/>
+      <w:r>
+        <w:rPr>
+          <w:b/>
+          <w:color w:val="000000" w:themeColor="text1"/>
+        </w:rPr>
+        <w:t xml:space="preserve"> </w:t>
+      </w:r>
+      <w:r>
+        <w:rPr>
+          <w:color w:val="000000" w:themeColor="text1"/>
+        </w:rPr>
+        <w:t xml:space="preserve"> </w:t>
+      </w:r>
+      <w:r>
+        <w:rPr>
+          <w:color w:val="000000" w:themeColor="text1"/>
+        </w:rPr>
+        <w:t xml:space="preserve">There is structure in legitimate API usage: calls follow logical sequences based on true user intent: authenticate, fetch balance, initiate payment, confirm. The LSTM Autoencoder is used to learn this temporal grammar. It represents a session's API call sequence as a latent vector, or </w:t>
+      </w:r>
+      <w:proofErr w:type="spellStart"/>
+      <w:r>
+        <w:rPr>
+          <w:color w:val="000000" w:themeColor="text1"/>
+        </w:rPr>
+        <w:t>behavioural</w:t>
+      </w:r>
+      <w:proofErr w:type="spellEnd"/>
+      <w:r>
+        <w:rPr>
+          <w:color w:val="000000" w:themeColor="text1"/>
+        </w:rPr>
+        <w:t xml:space="preserve"> intent, via an encoder. The decoder is used to recreate the original sequence. With legal sessions, the reconstruction error is low. Structurally empty: Enumeration attacks are attacks in which the same endpoints are called with incrementally different parameters, but the flow is not logical. Such repetitive patterns are never useful in the LSTM's hidden state; otherwise, it is the forget gate's job to forget them. Reconstruction error remains high throughout, which is an indication of a legitimate session error that usually drops as going </w:t>
+      </w:r>
+      <w:proofErr w:type="gramStart"/>
+      <w:r>
+        <w:rPr>
+          <w:color w:val="000000" w:themeColor="text1"/>
+        </w:rPr>
+        <w:t>along</w:t>
+      </w:r>
+      <w:proofErr w:type="gramEnd"/>
+      <w:r>
+        <w:rPr>
+          <w:color w:val="000000" w:themeColor="text1"/>
+        </w:rPr>
+        <w:t xml:space="preserve"> the expected </w:t>
+      </w:r>
+      <w:r>
+        <w:rPr>
+          <w:color w:val="000000" w:themeColor="text1"/>
+        </w:rPr>
         <w:lastRenderedPageBreak/>
-        <w:t>Problem 2: API Abuse and Enumeration Attack Detection</w:t>
+        <w:t>progression of the sequence. Features: end-point identifiers, inter-call intervals, parameter variation from call-to-call, and response code patterns.</w:t>
       </w:r>
     </w:p>
     <w:p>
@@ -415,110 +1533,6 @@
           <w:b/>
           <w:color w:val="000000" w:themeColor="text1"/>
         </w:rPr>
-        <w:t>Business Context</w:t>
-      </w:r>
-      <w:r>
-        <w:rPr>
-          <w:b/>
-          <w:color w:val="000000" w:themeColor="text1"/>
-        </w:rPr>
-        <w:t xml:space="preserve"> :</w:t>
-      </w:r>
-      <w:r>
-        <w:rPr>
-          <w:color w:val="000000" w:themeColor="text1"/>
-        </w:rPr>
-        <w:t xml:space="preserve"> </w:t>
-      </w:r>
-      <w:proofErr w:type="spellStart"/>
-      <w:r>
-        <w:rPr>
-          <w:color w:val="000000" w:themeColor="text1"/>
-        </w:rPr>
-        <w:t>eSewa's</w:t>
-      </w:r>
-      <w:proofErr w:type="spellEnd"/>
-      <w:r>
-        <w:rPr>
-          <w:color w:val="000000" w:themeColor="text1"/>
-        </w:rPr>
-        <w:t xml:space="preserve"> APIs for account verification, merchant lookup and balance checking are targeted to map valid accounts and/or to get merchant info. The slow and sub-rate-limited requests are intentionally designed in this way so that they will not be detected by </w:t>
-      </w:r>
-      <w:proofErr w:type="spellStart"/>
-      <w:r>
-        <w:rPr>
-          <w:color w:val="000000" w:themeColor="text1"/>
-        </w:rPr>
-        <w:t>threshhold</w:t>
-      </w:r>
-      <w:proofErr w:type="spellEnd"/>
-      <w:r>
-        <w:rPr>
-          <w:color w:val="000000" w:themeColor="text1"/>
-        </w:rPr>
-        <w:t xml:space="preserve"> detection.</w:t>
-      </w:r>
-    </w:p>
-    <w:p>
-      <w:pPr>
-        <w:ind w:left="-5" w:right="-15"/>
-        <w:rPr>
-          <w:color w:val="000000" w:themeColor="text1"/>
-        </w:rPr>
-      </w:pPr>
-      <w:r>
-        <w:rPr>
-          <w:b/>
-          <w:color w:val="000000" w:themeColor="text1"/>
-        </w:rPr>
-        <w:t>Proposed Approach: LSTM Autoencoder on API Call Sequences</w:t>
-      </w:r>
-      <w:r>
-        <w:rPr>
-          <w:b/>
-          <w:color w:val="000000" w:themeColor="text1"/>
-        </w:rPr>
-        <w:t xml:space="preserve"> : </w:t>
-      </w:r>
-      <w:r>
-        <w:rPr>
-          <w:color w:val="000000" w:themeColor="text1"/>
-        </w:rPr>
-        <w:t xml:space="preserve"> </w:t>
-      </w:r>
-      <w:r>
-        <w:rPr>
-          <w:color w:val="000000" w:themeColor="text1"/>
-        </w:rPr>
-        <w:t xml:space="preserve">There is structure in legitimate API usage: calls follow logical sequences based on true user intent: authenticate, fetch balance, initiate payment, confirm. The LSTM Autoencoder is used to learn this temporal grammar. It represents a session's API call sequence as a latent vector, or </w:t>
-      </w:r>
-      <w:proofErr w:type="spellStart"/>
-      <w:r>
-        <w:rPr>
-          <w:color w:val="000000" w:themeColor="text1"/>
-        </w:rPr>
-        <w:t>behavioural</w:t>
-      </w:r>
-      <w:proofErr w:type="spellEnd"/>
-      <w:r>
-        <w:rPr>
-          <w:color w:val="000000" w:themeColor="text1"/>
-        </w:rPr>
-        <w:t xml:space="preserve"> intent, via an encoder. The decoder is used to recreate the original sequence. With legal sessions, the reconstruction error is low. Structurally empty: Enumeration attacks are attacks in which the same endpoints are called with incrementally different parameters, but the flow is not logical. Such repetitive patterns are never useful in the LSTM's hidden state; otherwise, it is the forget gate's job to forget them. Reconstruction error remains high throughout, which is an indication of a legitimate session error that usually drops as going along the expected progression of the sequence. Features: end-point identifiers, inter-call intervals, parameter variation from call-to-call, and response code patterns.</w:t>
-      </w:r>
-    </w:p>
-    <w:p>
-      <w:pPr>
-        <w:ind w:left="-5" w:right="-15"/>
-        <w:rPr>
-          <w:color w:val="000000" w:themeColor="text1"/>
-        </w:rPr>
-      </w:pPr>
-      <w:r>
-        <w:rPr>
-          <w:b/>
-          <w:color w:val="000000" w:themeColor="text1"/>
-        </w:rPr>
         <w:t>System Integration</w:t>
       </w:r>
       <w:r>
@@ -531,7 +1545,21 @@
         <w:rPr>
           <w:color w:val="000000" w:themeColor="text1"/>
         </w:rPr>
-        <w:t>A 5 minute run session window, and a near real-time batch job. Throttling occurs without interruption (silently) - responses slow down but do not block completely, attackers don't know they are detected.</w:t>
+        <w:t xml:space="preserve">A </w:t>
+      </w:r>
+      <w:proofErr w:type="gramStart"/>
+      <w:r>
+        <w:rPr>
+          <w:color w:val="000000" w:themeColor="text1"/>
+        </w:rPr>
+        <w:t>5 minute</w:t>
+      </w:r>
+      <w:proofErr w:type="gramEnd"/>
+      <w:r>
+        <w:rPr>
+          <w:color w:val="000000" w:themeColor="text1"/>
+        </w:rPr>
+        <w:t xml:space="preserve"> run session window, and a near real-time batch job. Throttling occurs without interruption (silently) - responses slow down but do not block completely, attackers don't know they are detected.</w:t>
       </w:r>
     </w:p>
     <w:p>
@@ -542,6 +1570,7 @@
           <w:color w:val="000000" w:themeColor="text1"/>
         </w:rPr>
       </w:pPr>
+      <w:proofErr w:type="gramStart"/>
       <w:r>
         <w:rPr>
           <w:b/>
@@ -554,7 +1583,15 @@
           <w:b/>
           <w:color w:val="000000" w:themeColor="text1"/>
         </w:rPr>
-        <w:t xml:space="preserve"> : </w:t>
+        <w:t xml:space="preserve"> :</w:t>
+      </w:r>
+      <w:proofErr w:type="gramEnd"/>
+      <w:r>
+        <w:rPr>
+          <w:b/>
+          <w:color w:val="000000" w:themeColor="text1"/>
+        </w:rPr>
+        <w:t xml:space="preserve"> </w:t>
       </w:r>
       <w:r>
         <w:rPr>
@@ -576,6 +1613,7 @@
       <w:pPr>
         <w:pStyle w:val="Heading1"/>
         <w:ind w:left="-5"/>
+        <w:jc w:val="both"/>
         <w:rPr>
           <w:color w:val="000000" w:themeColor="text1"/>
         </w:rPr>
@@ -591,7 +1629,6 @@
       <w:pPr>
         <w:spacing w:after="495" w:line="259" w:lineRule="auto"/>
         <w:ind w:left="0" w:firstLine="0"/>
-        <w:jc w:val="left"/>
         <w:rPr>
           <w:color w:val="000000" w:themeColor="text1"/>
         </w:rPr>
@@ -601,6 +1638,7 @@
       <w:pPr>
         <w:pStyle w:val="Heading2"/>
         <w:ind w:left="-5"/>
+        <w:jc w:val="both"/>
         <w:rPr>
           <w:color w:val="000000" w:themeColor="text1"/>
         </w:rPr>
@@ -615,16 +1653,20 @@
     <w:p>
       <w:pPr>
         <w:spacing w:after="397" w:line="290" w:lineRule="auto"/>
-        <w:ind w:left="195" w:right="-15"/>
-        <w:rPr>
-          <w:color w:val="000000" w:themeColor="text1"/>
-        </w:rPr>
-      </w:pPr>
-      <w:r>
-        <w:rPr>
-          <w:i/>
-          <w:color w:val="000000" w:themeColor="text1"/>
-          <w:sz w:val="20"/>
+        <w:ind w:right="-15"/>
+        <w:rPr>
+          <w:iCs/>
+          <w:color w:val="000000" w:themeColor="text1"/>
+          <w:sz w:val="24"/>
+          <w:szCs w:val="32"/>
+        </w:rPr>
+      </w:pPr>
+      <w:r>
+        <w:rPr>
+          <w:iCs/>
+          <w:color w:val="000000" w:themeColor="text1"/>
+          <w:sz w:val="24"/>
+          <w:szCs w:val="32"/>
         </w:rPr>
         <w:t>Question 2: Overfitting is a common challenge in deep learning, especially when models have high capacity. Describe at least two techniques used to reduce overfitting, explaining the intuition behind each, how it affects training, and a real-world application example.</w:t>
       </w:r>
@@ -633,6 +1675,7 @@
       <w:pPr>
         <w:pStyle w:val="Heading3"/>
         <w:ind w:left="-5"/>
+        <w:jc w:val="both"/>
         <w:rPr>
           <w:color w:val="000000" w:themeColor="text1"/>
         </w:rPr>
@@ -670,38 +1713,107 @@
         <w:rPr>
           <w:color w:val="000000" w:themeColor="text1"/>
         </w:rPr>
-        <w:t xml:space="preserve"> the training data rather than learning general patterns  that is overfitting. This is prevented by dropout, which randomly inhibits a portion of the neurons for each training step. The network can never trust any single neuron, and thus has to learn distributed, robust representations. During the test phase every neuron is re-enabled, however, the output of each of these neurons is multiplied in order to account for dropout in the training phase. In the case of image classification for KYC validation, dropout helps the model focus on more than a few details from a single area of the image; it forces the network to learn from several different cues in an image rather than just one or two.</w:t>
+        <w:t xml:space="preserve"> the training data rather than learning general </w:t>
+      </w:r>
+      <w:proofErr w:type="gramStart"/>
+      <w:r>
+        <w:rPr>
+          <w:color w:val="000000" w:themeColor="text1"/>
+        </w:rPr>
+        <w:t>patterns  that</w:t>
+      </w:r>
+      <w:proofErr w:type="gramEnd"/>
+      <w:r>
+        <w:rPr>
+          <w:color w:val="000000" w:themeColor="text1"/>
+        </w:rPr>
+        <w:t xml:space="preserve"> </w:t>
+      </w:r>
+      <w:proofErr w:type="gramStart"/>
+      <w:r>
+        <w:rPr>
+          <w:color w:val="000000" w:themeColor="text1"/>
+        </w:rPr>
+        <w:t>is</w:t>
+      </w:r>
+      <w:proofErr w:type="gramEnd"/>
+      <w:r>
+        <w:rPr>
+          <w:color w:val="000000" w:themeColor="text1"/>
+        </w:rPr>
+        <w:t xml:space="preserve"> overfitting. This is prevented by dropout, which randomly inhibits a portion of the neurons for each training step. The network can never trust any single neuron, and thus </w:t>
+      </w:r>
+      <w:proofErr w:type="gramStart"/>
+      <w:r>
+        <w:rPr>
+          <w:color w:val="000000" w:themeColor="text1"/>
+        </w:rPr>
+        <w:t>has to</w:t>
+      </w:r>
+      <w:proofErr w:type="gramEnd"/>
+      <w:r>
+        <w:rPr>
+          <w:color w:val="000000" w:themeColor="text1"/>
+        </w:rPr>
+        <w:t xml:space="preserve"> learn distributed, robust representations. During the test phase every neuron is re-enabled, however, the output of each of these neurons is multiplied </w:t>
+      </w:r>
+      <w:proofErr w:type="gramStart"/>
+      <w:r>
+        <w:rPr>
+          <w:color w:val="000000" w:themeColor="text1"/>
+        </w:rPr>
+        <w:t>in order to</w:t>
+      </w:r>
+      <w:proofErr w:type="gramEnd"/>
+      <w:r>
+        <w:rPr>
+          <w:color w:val="000000" w:themeColor="text1"/>
+        </w:rPr>
+        <w:t xml:space="preserve"> account for dropout in the training phase. In the case of image classification for KYC validation, dropout helps the model focus on more than a few details from a single area of the image; it forces the network to learn from several different cues in an image rather than just one or two.</w:t>
       </w:r>
     </w:p>
     <w:p>
       <w:pPr>
         <w:pStyle w:val="Heading3"/>
         <w:ind w:left="-5"/>
-        <w:rPr>
-          <w:color w:val="000000" w:themeColor="text1"/>
-        </w:rPr>
-      </w:pPr>
-      <w:r>
-        <w:rPr>
-          <w:color w:val="000000" w:themeColor="text1"/>
-        </w:rPr>
-        <w:lastRenderedPageBreak/>
+        <w:jc w:val="both"/>
+        <w:rPr>
+          <w:color w:val="000000" w:themeColor="text1"/>
+        </w:rPr>
+      </w:pPr>
+      <w:r>
+        <w:rPr>
+          <w:color w:val="000000" w:themeColor="text1"/>
+        </w:rPr>
         <w:t>Technique 2: Data Augmentation</w:t>
       </w:r>
     </w:p>
     <w:p>
       <w:pPr>
         <w:spacing w:after="495" w:line="259" w:lineRule="auto"/>
-        <w:jc w:val="left"/>
-        <w:rPr>
-          <w:color w:val="000000" w:themeColor="text1"/>
-        </w:rPr>
-      </w:pPr>
-      <w:r>
-        <w:rPr>
-          <w:color w:val="000000" w:themeColor="text1"/>
-        </w:rPr>
-        <w:t xml:space="preserve">In some cases, a model may be poorly designed but it is also because of the small size of the training data or lack of diversity in the training data. Data augmentation increases the effective size of the training set by creating variations of existing data using transformations such as flipping, rotating, cropping, changing brightness or noise to existing examples, without acquiring any new data. The model is now presented with slightly modified versions of each of the examples, and now the task of </w:t>
+        <w:rPr>
+          <w:color w:val="000000" w:themeColor="text1"/>
+        </w:rPr>
+      </w:pPr>
+      <w:r>
+        <w:rPr>
+          <w:color w:val="000000" w:themeColor="text1"/>
+        </w:rPr>
+        <w:t xml:space="preserve">In some cases, a model may be poorly </w:t>
+      </w:r>
+      <w:proofErr w:type="gramStart"/>
+      <w:r>
+        <w:rPr>
+          <w:color w:val="000000" w:themeColor="text1"/>
+        </w:rPr>
+        <w:t>designed</w:t>
+      </w:r>
+      <w:proofErr w:type="gramEnd"/>
+      <w:r>
+        <w:rPr>
+          <w:color w:val="000000" w:themeColor="text1"/>
+        </w:rPr>
+        <w:t xml:space="preserve"> but it is also because of the small size of the training data or lack of diversity in the training data. Data augmentation increases the effective size of the training set by creating variations of existing data using transformations such as flipping, rotating, cropping, changing brightness or noise to existing examples, without acquiring any new data. The model is now presented with slightly modified versions of each of the examples, and now the task of </w:t>
       </w:r>
       <w:proofErr w:type="spellStart"/>
       <w:r>
@@ -736,6 +1848,7 @@
       <w:pPr>
         <w:pStyle w:val="Heading2"/>
         <w:ind w:left="-5"/>
+        <w:jc w:val="both"/>
         <w:rPr>
           <w:color w:val="000000" w:themeColor="text1"/>
         </w:rPr>
@@ -750,16 +1863,20 @@
     <w:p>
       <w:pPr>
         <w:spacing w:after="397" w:line="290" w:lineRule="auto"/>
-        <w:ind w:left="195" w:right="-15"/>
-        <w:rPr>
-          <w:color w:val="000000" w:themeColor="text1"/>
-        </w:rPr>
-      </w:pPr>
-      <w:r>
-        <w:rPr>
-          <w:i/>
-          <w:color w:val="000000" w:themeColor="text1"/>
-          <w:sz w:val="20"/>
+        <w:ind w:right="-15"/>
+        <w:rPr>
+          <w:iCs/>
+          <w:color w:val="000000" w:themeColor="text1"/>
+          <w:sz w:val="24"/>
+          <w:szCs w:val="32"/>
+        </w:rPr>
+      </w:pPr>
+      <w:r>
+        <w:rPr>
+          <w:iCs/>
+          <w:color w:val="000000" w:themeColor="text1"/>
+          <w:sz w:val="24"/>
+          <w:szCs w:val="32"/>
         </w:rPr>
         <w:t>Question 2: FCN vs. Autoencoder Compare a standard feedforward neural network (FCN) with an autoencoder in terms of architecture, objective, and input-output relationship. Provide an example and describe one application of autoencoders.</w:t>
       </w:r>
@@ -768,14 +1885,16 @@
       <w:pPr>
         <w:pStyle w:val="Heading3"/>
         <w:ind w:left="-5"/>
-        <w:rPr>
-          <w:color w:val="000000" w:themeColor="text1"/>
-        </w:rPr>
-      </w:pPr>
-      <w:r>
-        <w:rPr>
-          <w:color w:val="000000" w:themeColor="text1"/>
-        </w:rPr>
+        <w:jc w:val="both"/>
+        <w:rPr>
+          <w:color w:val="000000" w:themeColor="text1"/>
+        </w:rPr>
+      </w:pPr>
+      <w:r>
+        <w:rPr>
+          <w:color w:val="000000" w:themeColor="text1"/>
+        </w:rPr>
+        <w:lastRenderedPageBreak/>
         <w:t>Architecture</w:t>
       </w:r>
     </w:p>
@@ -798,6 +1917,7 @@
       <w:pPr>
         <w:pStyle w:val="Heading3"/>
         <w:ind w:left="-5"/>
+        <w:jc w:val="both"/>
         <w:rPr>
           <w:color w:val="000000" w:themeColor="text1"/>
         </w:rPr>
@@ -820,13 +1940,28 @@
         <w:rPr>
           <w:color w:val="000000" w:themeColor="text1"/>
         </w:rPr>
-        <w:t>Supervised learning is used by an FCN to map inputs to the predefined labels. An autoencoder is unsupervised it has no external labels. It only needs to learn the most crucial structure in the data, as its only goal is to reconstruct its own input as accurately as possible.</w:t>
+        <w:t xml:space="preserve">Supervised learning is used by an FCN to map inputs to the predefined labels. An autoencoder is </w:t>
+      </w:r>
+      <w:proofErr w:type="gramStart"/>
+      <w:r>
+        <w:rPr>
+          <w:color w:val="000000" w:themeColor="text1"/>
+        </w:rPr>
+        <w:t>unsupervised</w:t>
+      </w:r>
+      <w:proofErr w:type="gramEnd"/>
+      <w:r>
+        <w:rPr>
+          <w:color w:val="000000" w:themeColor="text1"/>
+        </w:rPr>
+        <w:t xml:space="preserve"> it has no external labels. It only needs to learn the most crucial structure in the data, as its only goal is to reconstruct its own input as accurately as possible.</w:t>
       </w:r>
     </w:p>
     <w:p>
       <w:pPr>
         <w:pStyle w:val="Heading3"/>
         <w:ind w:left="-5"/>
+        <w:jc w:val="both"/>
         <w:rPr>
           <w:color w:val="000000" w:themeColor="text1"/>
         </w:rPr>
@@ -850,13 +1985,42 @@
         <w:rPr>
           <w:color w:val="000000" w:themeColor="text1"/>
         </w:rPr>
-        <w:t>The concept of input and output in an FCN is quite different: an image is given as an input, a class label is returned as an output. In an autoencoder, the input is the same as the output: an image is fed into the system and an approximated/denoised version of the same image is generated.</w:t>
+        <w:t xml:space="preserve">The concept of input and output in an FCN is quite different: an image is given as an </w:t>
+      </w:r>
+      <w:proofErr w:type="gramStart"/>
+      <w:r>
+        <w:rPr>
+          <w:color w:val="000000" w:themeColor="text1"/>
+        </w:rPr>
+        <w:t>input,</w:t>
+      </w:r>
+      <w:proofErr w:type="gramEnd"/>
+      <w:r>
+        <w:rPr>
+          <w:color w:val="000000" w:themeColor="text1"/>
+        </w:rPr>
+        <w:t xml:space="preserve"> a class label is returned as an output. In an autoencoder, the input is the same as the output: an image is fed into the </w:t>
+      </w:r>
+      <w:proofErr w:type="gramStart"/>
+      <w:r>
+        <w:rPr>
+          <w:color w:val="000000" w:themeColor="text1"/>
+        </w:rPr>
+        <w:t>system</w:t>
+      </w:r>
+      <w:proofErr w:type="gramEnd"/>
+      <w:r>
+        <w:rPr>
+          <w:color w:val="000000" w:themeColor="text1"/>
+        </w:rPr>
+        <w:t xml:space="preserve"> and an approximated/denoised version of the same image is generated.</w:t>
       </w:r>
     </w:p>
     <w:p>
       <w:pPr>
         <w:pStyle w:val="Heading3"/>
         <w:ind w:left="-5"/>
+        <w:jc w:val="both"/>
         <w:rPr>
           <w:color w:val="000000" w:themeColor="text1"/>
         </w:rPr>
@@ -884,12 +2048,128 @@
       </w:r>
     </w:p>
     <w:sectPr>
+      <w:headerReference w:type="default" r:id="rId7"/>
       <w:pgSz w:w="11906" w:h="16838"/>
       <w:pgMar w:top="1622" w:right="1560" w:bottom="1859" w:left="1560" w:header="720" w:footer="720" w:gutter="0"/>
       <w:cols w:space="720"/>
     </w:sectPr>
   </w:body>
 </w:document>
+</file>
+
+<file path=word/endnotes.xml><?xml version="1.0" encoding="utf-8"?>
+<w:endnotes xmlns:wpc="http://schemas.microsoft.com/office/word/2010/wordprocessingCanvas" xmlns:cx="http://schemas.microsoft.com/office/drawing/2014/chartex" xmlns:cx1="http://schemas.microsoft.com/office/drawing/2015/9/8/chartex" xmlns:cx2="http://schemas.microsoft.com/office/drawing/2015/10/21/chartex" xmlns:cx3="http://schemas.microsoft.com/office/drawing/2016/5/9/chartex" xmlns:cx4="http://schemas.microsoft.com/office/drawing/2016/5/10/chartex" xmlns:cx5="http://schemas.microsoft.com/office/drawing/2016/5/11/chartex" xmlns:cx6="http://schemas.microsoft.com/office/drawing/2016/5/12/chartex" xmlns:cx7="http://schemas.microsoft.com/office/drawing/2016/5/13/chartex" xmlns:cx8="http://schemas.microsoft.com/office/drawing/2016/5/14/chartex" xmlns:mc="http://schemas.openxmlformats.org/markup-compatibility/2006" xmlns:aink="http://schemas.microsoft.com/office/drawing/2016/ink" xmlns:am3d="http://schemas.microsoft.com/office/drawing/2017/model3d" xmlns:o="urn:schemas-microsoft-com:office:office" xmlns:oel="http://schemas.microsoft.com/office/2019/extlst" xmlns:r="http://schemas.openxmlformats.org/officeDocument/2006/relationships" xmlns:m="http://schemas.openxmlformats.org/officeDocument/2006/math" xmlns:v="urn:schemas-microsoft-com:vml" xmlns:wp14="http://schemas.microsoft.com/office/word/2010/wordprocessingDrawing" xmlns:wp="http://schemas.openxmlformats.org/drawingml/2006/wordprocessingDrawing" xmlns:w10="urn:schemas-microsoft-com:office:word" xmlns:w="http://schemas.openxmlformats.org/wordprocessingml/2006/main" xmlns:w14="http://schemas.microsoft.com/office/word/2010/wordml" xmlns:w15="http://schemas.microsoft.com/office/word/2012/wordml" xmlns:w16cex="http://schemas.microsoft.com/office/word/2018/wordml/cex" xmlns:w16cid="http://schemas.microsoft.com/office/word/2016/wordml/cid" xmlns:w16="http://schemas.microsoft.com/office/word/2018/wordml" xmlns:w16du="http://schemas.microsoft.com/office/word/2023/wordml/word16du" xmlns:w16sdtdh="http://schemas.microsoft.com/office/word/2020/wordml/sdtdatahash" xmlns:w16sdtfl="http://schemas.microsoft.com/office/word/2024/wordml/sdtformatlock" xmlns:w16se="http://schemas.microsoft.com/office/word/2015/wordml/symex" xmlns:wpg="http://schemas.microsoft.com/office/word/2010/wordprocessingGroup" xmlns:wpi="http://schemas.microsoft.com/office/word/2010/wordprocessingInk" xmlns:wne="http://schemas.microsoft.com/office/word/2006/wordml" xmlns:wps="http://schemas.microsoft.com/office/word/2010/wordprocessingShape" mc:Ignorable="w14 w15 w16se w16cid w16 w16cex w16sdtdh w16sdtfl w16du wp14">
+  <w:endnote w:type="separator" w:id="-1">
+    <w:p>
+      <w:pPr>
+        <w:spacing w:after="0" w:line="240" w:lineRule="auto"/>
+      </w:pPr>
+      <w:r>
+        <w:separator/>
+      </w:r>
+    </w:p>
+  </w:endnote>
+  <w:endnote w:type="continuationSeparator" w:id="0">
+    <w:p>
+      <w:pPr>
+        <w:spacing w:after="0" w:line="240" w:lineRule="auto"/>
+      </w:pPr>
+      <w:r>
+        <w:continuationSeparator/>
+      </w:r>
+    </w:p>
+  </w:endnote>
+</w:endnotes>
+</file>
+
+<file path=word/footnotes.xml><?xml version="1.0" encoding="utf-8"?>
+<w:footnotes xmlns:wpc="http://schemas.microsoft.com/office/word/2010/wordprocessingCanvas" xmlns:cx="http://schemas.microsoft.com/office/drawing/2014/chartex" xmlns:cx1="http://schemas.microsoft.com/office/drawing/2015/9/8/chartex" xmlns:cx2="http://schemas.microsoft.com/office/drawing/2015/10/21/chartex" xmlns:cx3="http://schemas.microsoft.com/office/drawing/2016/5/9/chartex" xmlns:cx4="http://schemas.microsoft.com/office/drawing/2016/5/10/chartex" xmlns:cx5="http://schemas.microsoft.com/office/drawing/2016/5/11/chartex" xmlns:cx6="http://schemas.microsoft.com/office/drawing/2016/5/12/chartex" xmlns:cx7="http://schemas.microsoft.com/office/drawing/2016/5/13/chartex" xmlns:cx8="http://schemas.microsoft.com/office/drawing/2016/5/14/chartex" xmlns:mc="http://schemas.openxmlformats.org/markup-compatibility/2006" xmlns:aink="http://schemas.microsoft.com/office/drawing/2016/ink" xmlns:am3d="http://schemas.microsoft.com/office/drawing/2017/model3d" xmlns:o="urn:schemas-microsoft-com:office:office" xmlns:oel="http://schemas.microsoft.com/office/2019/extlst" xmlns:r="http://schemas.openxmlformats.org/officeDocument/2006/relationships" xmlns:m="http://schemas.openxmlformats.org/officeDocument/2006/math" xmlns:v="urn:schemas-microsoft-com:vml" xmlns:wp14="http://schemas.microsoft.com/office/word/2010/wordprocessingDrawing" xmlns:wp="http://schemas.openxmlformats.org/drawingml/2006/wordprocessingDrawing" xmlns:w10="urn:schemas-microsoft-com:office:word" xmlns:w="http://schemas.openxmlformats.org/wordprocessingml/2006/main" xmlns:w14="http://schemas.microsoft.com/office/word/2010/wordml" xmlns:w15="http://schemas.microsoft.com/office/word/2012/wordml" xmlns:w16cex="http://schemas.microsoft.com/office/word/2018/wordml/cex" xmlns:w16cid="http://schemas.microsoft.com/office/word/2016/wordml/cid" xmlns:w16="http://schemas.microsoft.com/office/word/2018/wordml" xmlns:w16du="http://schemas.microsoft.com/office/word/2023/wordml/word16du" xmlns:w16sdtdh="http://schemas.microsoft.com/office/word/2020/wordml/sdtdatahash" xmlns:w16sdtfl="http://schemas.microsoft.com/office/word/2024/wordml/sdtformatlock" xmlns:w16se="http://schemas.microsoft.com/office/word/2015/wordml/symex" xmlns:wpg="http://schemas.microsoft.com/office/word/2010/wordprocessingGroup" xmlns:wpi="http://schemas.microsoft.com/office/word/2010/wordprocessingInk" xmlns:wne="http://schemas.microsoft.com/office/word/2006/wordml" xmlns:wps="http://schemas.microsoft.com/office/word/2010/wordprocessingShape" mc:Ignorable="w14 w15 w16se w16cid w16 w16cex w16sdtdh w16sdtfl w16du wp14">
+  <w:footnote w:type="separator" w:id="-1">
+    <w:p>
+      <w:pPr>
+        <w:spacing w:after="0" w:line="240" w:lineRule="auto"/>
+      </w:pPr>
+      <w:r>
+        <w:separator/>
+      </w:r>
+    </w:p>
+  </w:footnote>
+  <w:footnote w:type="continuationSeparator" w:id="0">
+    <w:p>
+      <w:pPr>
+        <w:spacing w:after="0" w:line="240" w:lineRule="auto"/>
+      </w:pPr>
+      <w:r>
+        <w:continuationSeparator/>
+      </w:r>
+    </w:p>
+  </w:footnote>
+</w:footnotes>
+</file>
+
+<file path=word/header1.xml><?xml version="1.0" encoding="utf-8"?>
+<w:hdr xmlns:wpc="http://schemas.microsoft.com/office/word/2010/wordprocessingCanvas" xmlns:cx="http://schemas.microsoft.com/office/drawing/2014/chartex" xmlns:cx1="http://schemas.microsoft.com/office/drawing/2015/9/8/chartex" xmlns:cx2="http://schemas.microsoft.com/office/drawing/2015/10/21/chartex" xmlns:cx3="http://schemas.microsoft.com/office/drawing/2016/5/9/chartex" xmlns:cx4="http://schemas.microsoft.com/office/drawing/2016/5/10/chartex" xmlns:cx5="http://schemas.microsoft.com/office/drawing/2016/5/11/chartex" xmlns:cx6="http://schemas.microsoft.com/office/drawing/2016/5/12/chartex" xmlns:cx7="http://schemas.microsoft.com/office/drawing/2016/5/13/chartex" xmlns:cx8="http://schemas.microsoft.com/office/drawing/2016/5/14/chartex" xmlns:mc="http://schemas.openxmlformats.org/markup-compatibility/2006" xmlns:aink="http://schemas.microsoft.com/office/drawing/2016/ink" xmlns:am3d="http://schemas.microsoft.com/office/drawing/2017/model3d" xmlns:o="urn:schemas-microsoft-com:office:office" xmlns:oel="http://schemas.microsoft.com/office/2019/extlst" xmlns:r="http://schemas.openxmlformats.org/officeDocument/2006/relationships" xmlns:m="http://schemas.openxmlformats.org/officeDocument/2006/math" xmlns:v="urn:schemas-microsoft-com:vml" xmlns:wp14="http://schemas.microsoft.com/office/word/2010/wordprocessingDrawing" xmlns:wp="http://schemas.openxmlformats.org/drawingml/2006/wordprocessingDrawing" xmlns:w10="urn:schemas-microsoft-com:office:word" xmlns:w="http://schemas.openxmlformats.org/wordprocessingml/2006/main" xmlns:w14="http://schemas.microsoft.com/office/word/2010/wordml" xmlns:w15="http://schemas.microsoft.com/office/word/2012/wordml" xmlns:w16cex="http://schemas.microsoft.com/office/word/2018/wordml/cex" xmlns:w16cid="http://schemas.microsoft.com/office/word/2016/wordml/cid" xmlns:w16="http://schemas.microsoft.com/office/word/2018/wordml" xmlns:w16du="http://schemas.microsoft.com/office/word/2023/wordml/word16du" xmlns:w16sdtdh="http://schemas.microsoft.com/office/word/2020/wordml/sdtdatahash" xmlns:w16sdtfl="http://schemas.microsoft.com/office/word/2024/wordml/sdtformatlock" xmlns:w16se="http://schemas.microsoft.com/office/word/2015/wordml/symex" xmlns:wpg="http://schemas.microsoft.com/office/word/2010/wordprocessingGroup" xmlns:wpi="http://schemas.microsoft.com/office/word/2010/wordprocessingInk" xmlns:wne="http://schemas.microsoft.com/office/word/2006/wordml" xmlns:wps="http://schemas.microsoft.com/office/word/2010/wordprocessingShape" mc:Ignorable="w14 w15 w16se w16cid w16 w16cex w16sdtdh w16sdtfl w16du wp14">
+  <w:p>
+    <w:pPr>
+      <w:pStyle w:val="Header"/>
+    </w:pPr>
+    <w:r>
+      <w:rPr>
+        <w:noProof/>
+        <w:sz w:val="20"/>
+      </w:rPr>
+      <w:drawing>
+        <wp:anchor distT="0" distB="0" distL="0" distR="0" simplePos="0" relativeHeight="251659264" behindDoc="1" locked="0" layoutInCell="1" allowOverlap="1" wp14:anchorId="2D6C37A0" wp14:editId="0F943B85">
+          <wp:simplePos x="0" y="0"/>
+          <wp:positionH relativeFrom="page">
+            <wp:posOffset>5135880</wp:posOffset>
+          </wp:positionH>
+          <wp:positionV relativeFrom="page">
+            <wp:posOffset>259080</wp:posOffset>
+          </wp:positionV>
+          <wp:extent cx="2226817" cy="463296"/>
+          <wp:effectExtent l="0" t="0" r="0" b="0"/>
+          <wp:wrapNone/>
+          <wp:docPr id="20276243" name="Image 1"/>
+          <wp:cNvGraphicFramePr>
+            <a:graphicFrameLocks xmlns:a="http://schemas.openxmlformats.org/drawingml/2006/main"/>
+          </wp:cNvGraphicFramePr>
+          <a:graphic xmlns:a="http://schemas.openxmlformats.org/drawingml/2006/main">
+            <a:graphicData uri="http://schemas.openxmlformats.org/drawingml/2006/picture">
+              <pic:pic xmlns:pic="http://schemas.openxmlformats.org/drawingml/2006/picture">
+                <pic:nvPicPr>
+                  <pic:cNvPr id="1" name="Image 1"/>
+                  <pic:cNvPicPr/>
+                </pic:nvPicPr>
+                <pic:blipFill>
+                  <a:blip r:embed="rId1" cstate="print"/>
+                  <a:stretch>
+                    <a:fillRect/>
+                  </a:stretch>
+                </pic:blipFill>
+                <pic:spPr>
+                  <a:xfrm>
+                    <a:off x="0" y="0"/>
+                    <a:ext cx="2226817" cy="463296"/>
+                  </a:xfrm>
+                  <a:prstGeom prst="rect">
+                    <a:avLst/>
+                  </a:prstGeom>
+                </pic:spPr>
+              </pic:pic>
+            </a:graphicData>
+          </a:graphic>
+        </wp:anchor>
+      </w:drawing>
+    </w:r>
+    <w:r>
+      <w:tab/>
+    </w:r>
+    <w:r>
+      <w:tab/>
+    </w:r>
+  </w:p>
+</w:hdr>
 </file>
 
 <file path=word/styles.xml><?xml version="1.0" encoding="utf-8"?>
@@ -1066,7 +2346,7 @@
     <w:lsdException w:name="Table Web 2" w:semiHidden="1" w:unhideWhenUsed="1"/>
     <w:lsdException w:name="Table Web 3" w:semiHidden="1" w:unhideWhenUsed="1"/>
     <w:lsdException w:name="Balloon Text" w:semiHidden="1" w:unhideWhenUsed="1"/>
-    <w:lsdException w:name="Table Grid" w:uiPriority="39"/>
+    <w:lsdException w:name="Table Grid" w:uiPriority="59"/>
     <w:lsdException w:name="Table Theme" w:semiHidden="1" w:unhideWhenUsed="1"/>
     <w:lsdException w:name="Placeholder Text" w:semiHidden="1"/>
     <w:lsdException w:name="No Spacing" w:uiPriority="1" w:qFormat="1"/>
@@ -1368,6 +2648,7 @@
   <w:style w:type="character" w:default="1" w:styleId="DefaultParagraphFont">
     <w:name w:val="Default Paragraph Font"/>
     <w:uiPriority w:val="1"/>
+    <w:semiHidden/>
     <w:unhideWhenUsed/>
   </w:style>
   <w:style w:type="table" w:default="1" w:styleId="TableNormal">
@@ -1419,6 +2700,176 @@
       <w:b/>
       <w:color w:val="2E4A7A"/>
       <w:sz w:val="22"/>
+    </w:rPr>
+  </w:style>
+  <w:style w:type="paragraph" w:styleId="Header">
+    <w:name w:val="header"/>
+    <w:basedOn w:val="Normal"/>
+    <w:link w:val="HeaderChar"/>
+    <w:uiPriority w:val="99"/>
+    <w:unhideWhenUsed/>
+    <w:rsid w:val="00B13024"/>
+    <w:pPr>
+      <w:tabs>
+        <w:tab w:val="center" w:pos="4680"/>
+        <w:tab w:val="right" w:pos="9360"/>
+      </w:tabs>
+      <w:spacing w:after="0" w:line="240" w:lineRule="auto"/>
+    </w:pPr>
+  </w:style>
+  <w:style w:type="character" w:customStyle="1" w:styleId="HeaderChar">
+    <w:name w:val="Header Char"/>
+    <w:basedOn w:val="DefaultParagraphFont"/>
+    <w:link w:val="Header"/>
+    <w:uiPriority w:val="99"/>
+    <w:rsid w:val="00B13024"/>
+    <w:rPr>
+      <w:rFonts w:ascii="Times New Roman" w:eastAsia="Times New Roman" w:hAnsi="Times New Roman" w:cs="Times New Roman"/>
+      <w:color w:val="000000"/>
+      <w:sz w:val="21"/>
+    </w:rPr>
+  </w:style>
+  <w:style w:type="paragraph" w:styleId="Footer">
+    <w:name w:val="footer"/>
+    <w:basedOn w:val="Normal"/>
+    <w:link w:val="FooterChar"/>
+    <w:uiPriority w:val="99"/>
+    <w:unhideWhenUsed/>
+    <w:rsid w:val="00B13024"/>
+    <w:pPr>
+      <w:tabs>
+        <w:tab w:val="center" w:pos="4680"/>
+        <w:tab w:val="right" w:pos="9360"/>
+      </w:tabs>
+      <w:spacing w:after="0" w:line="240" w:lineRule="auto"/>
+    </w:pPr>
+  </w:style>
+  <w:style w:type="character" w:customStyle="1" w:styleId="FooterChar">
+    <w:name w:val="Footer Char"/>
+    <w:basedOn w:val="DefaultParagraphFont"/>
+    <w:link w:val="Footer"/>
+    <w:uiPriority w:val="99"/>
+    <w:rsid w:val="00B13024"/>
+    <w:rPr>
+      <w:rFonts w:ascii="Times New Roman" w:eastAsia="Times New Roman" w:hAnsi="Times New Roman" w:cs="Times New Roman"/>
+      <w:color w:val="000000"/>
+      <w:sz w:val="21"/>
+    </w:rPr>
+  </w:style>
+  <w:style w:type="paragraph" w:styleId="TOCHeading">
+    <w:name w:val="TOC Heading"/>
+    <w:basedOn w:val="Heading1"/>
+    <w:next w:val="Normal"/>
+    <w:uiPriority w:val="39"/>
+    <w:unhideWhenUsed/>
+    <w:qFormat/>
+    <w:rsid w:val="00B13024"/>
+    <w:pPr>
+      <w:spacing w:before="240"/>
+      <w:ind w:left="0" w:firstLine="0"/>
+      <w:outlineLvl w:val="9"/>
+    </w:pPr>
+    <w:rPr>
+      <w:rFonts w:asciiTheme="majorHAnsi" w:eastAsiaTheme="majorEastAsia" w:hAnsiTheme="majorHAnsi" w:cstheme="majorBidi"/>
+      <w:b w:val="0"/>
+      <w:color w:val="0F4761" w:themeColor="accent1" w:themeShade="BF"/>
+      <w:kern w:val="0"/>
+      <w:sz w:val="32"/>
+      <w:szCs w:val="32"/>
+      <w14:ligatures w14:val="none"/>
+    </w:rPr>
+  </w:style>
+  <w:style w:type="paragraph" w:styleId="TOC1">
+    <w:name w:val="toc 1"/>
+    <w:basedOn w:val="Normal"/>
+    <w:next w:val="Normal"/>
+    <w:autoRedefine/>
+    <w:uiPriority w:val="39"/>
+    <w:unhideWhenUsed/>
+    <w:rsid w:val="00B13024"/>
+    <w:pPr>
+      <w:spacing w:after="100" w:line="307" w:lineRule="auto"/>
+      <w:ind w:left="0"/>
+    </w:pPr>
+  </w:style>
+  <w:style w:type="paragraph" w:styleId="TOC2">
+    <w:name w:val="toc 2"/>
+    <w:basedOn w:val="Normal"/>
+    <w:next w:val="Normal"/>
+    <w:autoRedefine/>
+    <w:uiPriority w:val="39"/>
+    <w:unhideWhenUsed/>
+    <w:rsid w:val="00B13024"/>
+    <w:pPr>
+      <w:spacing w:after="100" w:line="307" w:lineRule="auto"/>
+      <w:ind w:left="210"/>
+    </w:pPr>
+  </w:style>
+  <w:style w:type="character" w:styleId="Hyperlink">
+    <w:name w:val="Hyperlink"/>
+    <w:basedOn w:val="DefaultParagraphFont"/>
+    <w:uiPriority w:val="99"/>
+    <w:unhideWhenUsed/>
+    <w:rsid w:val="00B13024"/>
+    <w:rPr>
+      <w:color w:val="467886" w:themeColor="hyperlink"/>
+      <w:u w:val="single"/>
+    </w:rPr>
+  </w:style>
+  <w:style w:type="table" w:styleId="TableGrid">
+    <w:name w:val="Table Grid"/>
+    <w:basedOn w:val="TableNormal"/>
+    <w:uiPriority w:val="59"/>
+    <w:rsid w:val="00B13024"/>
+    <w:pPr>
+      <w:spacing w:after="0" w:line="240" w:lineRule="auto"/>
+    </w:pPr>
+    <w:rPr>
+      <w:rFonts w:eastAsiaTheme="minorHAnsi"/>
+      <w:kern w:val="0"/>
+      <w:sz w:val="22"/>
+      <w:szCs w:val="22"/>
+      <w14:ligatures w14:val="none"/>
+    </w:rPr>
+    <w:tblPr>
+      <w:tblBorders>
+        <w:top w:val="single" w:sz="4" w:space="0" w:color="auto"/>
+        <w:left w:val="single" w:sz="4" w:space="0" w:color="auto"/>
+        <w:bottom w:val="single" w:sz="4" w:space="0" w:color="auto"/>
+        <w:right w:val="single" w:sz="4" w:space="0" w:color="auto"/>
+        <w:insideH w:val="single" w:sz="4" w:space="0" w:color="auto"/>
+        <w:insideV w:val="single" w:sz="4" w:space="0" w:color="auto"/>
+      </w:tblBorders>
+    </w:tblPr>
+  </w:style>
+  <w:style w:type="paragraph" w:customStyle="1" w:styleId="table-content">
+    <w:name w:val="table-content"/>
+    <w:basedOn w:val="Normal"/>
+    <w:link w:val="table-contentChar"/>
+    <w:qFormat/>
+    <w:rsid w:val="00B13024"/>
+    <w:pPr>
+      <w:spacing w:after="0" w:line="240" w:lineRule="auto"/>
+      <w:ind w:left="0" w:firstLine="0"/>
+      <w:jc w:val="left"/>
+    </w:pPr>
+    <w:rPr>
+      <w:rFonts w:eastAsiaTheme="minorHAnsi"/>
+      <w:color w:val="auto"/>
+      <w:kern w:val="0"/>
+      <w:sz w:val="24"/>
+      <w14:ligatures w14:val="none"/>
+    </w:rPr>
+  </w:style>
+  <w:style w:type="character" w:customStyle="1" w:styleId="table-contentChar">
+    <w:name w:val="table-content Char"/>
+    <w:basedOn w:val="DefaultParagraphFont"/>
+    <w:link w:val="table-content"/>
+    <w:rsid w:val="00B13024"/>
+    <w:rPr>
+      <w:rFonts w:ascii="Times New Roman" w:eastAsiaTheme="minorHAnsi" w:hAnsi="Times New Roman" w:cs="Times New Roman"/>
+      <w:kern w:val="0"/>
+      <w14:ligatures w14:val="none"/>
     </w:rPr>
   </w:style>
 </w:styles>

--- a/2408972_NishantJaiswal_qna.docx
+++ b/2408972_NishantJaiswal_qna.docx
@@ -115,10 +115,7 @@
               <w:pStyle w:val="table-content"/>
             </w:pPr>
             <w:r>
-              <w:t>Part-</w:t>
-            </w:r>
-            <w:r>
-              <w:t>I Question and Answer</w:t>
+              <w:t>Part-I Question and Answer</w:t>
             </w:r>
           </w:p>
         </w:tc>
@@ -499,7 +496,21 @@
                         <w:txbxContent>
                           <w:p/>
                           <w:p/>
-                          <w:p/>
+                          <w:p>
+                            <w:r>
+                              <w:t xml:space="preserve">Github Link </w:t>
+                            </w:r>
+                            <w:r>
+                              <w:tab/>
+                            </w:r>
+                            <w:r>
+                              <w:tab/>
+                              <w:t xml:space="preserve">: </w:t>
+                            </w:r>
+                            <w:r>
+                              <w:t>https://github.com/Uknowme-h/AIML_CourseWork</w:t>
+                            </w:r>
+                          </w:p>
                           <w:p>
                             <w:pPr>
                               <w:rPr>
@@ -667,23 +678,7 @@
                                 <w:sz w:val="28"/>
                                 <w:szCs w:val="28"/>
                               </w:rPr>
-                              <w:t xml:space="preserve">        </w:t>
-                            </w:r>
-                            <w:proofErr w:type="gramStart"/>
-                            <w:r>
-                              <w:rPr>
-                                <w:sz w:val="28"/>
-                                <w:szCs w:val="28"/>
-                              </w:rPr>
-                              <w:t xml:space="preserve">  :</w:t>
-                            </w:r>
-                            <w:proofErr w:type="gramEnd"/>
-                            <w:r>
-                              <w:rPr>
-                                <w:sz w:val="28"/>
-                                <w:szCs w:val="28"/>
-                              </w:rPr>
-                              <w:t xml:space="preserve"> Mr. Anish Khatiwada</w:t>
+                              <w:t xml:space="preserve">          : Mr. Anish Khatiwada</w:t>
                             </w:r>
                             <w:r>
                               <w:rPr>
@@ -716,12 +711,30 @@
           </mc:Choice>
           <mc:Fallback>
             <w:pict>
-              <v:shape w14:anchorId="3C64CDD3" id="Text Box 6" o:spid="_x0000_s1027" type="#_x0000_t202" style="position:absolute;left:0;text-align:left;margin-left:-37.8pt;margin-top:9.95pt;width:477pt;height:207.6pt;z-index:251662336;visibility:visible;mso-wrap-style:square;mso-width-percent:0;mso-height-percent:0;mso-wrap-distance-left:9pt;mso-wrap-distance-top:0;mso-wrap-distance-right:9pt;mso-wrap-distance-bottom:0;mso-position-horizontal:absolute;mso-position-horizontal-relative:margin;mso-position-vertical:absolute;mso-position-vertical-relative:text;mso-width-percent:0;mso-height-percent:0;mso-width-relative:margin;mso-height-relative:margin;v-text-anchor:top" o:gfxdata="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" fillcolor="white [3201]" stroked="f" strokeweight=".5pt">
+              <v:shapetype w14:anchorId="3C64CDD3" id="_x0000_t202" coordsize="21600,21600" o:spt="202" path="m,l,21600r21600,l21600,xe">
+                <v:stroke joinstyle="miter"/>
+                <v:path gradientshapeok="t" o:connecttype="rect"/>
+              </v:shapetype>
+              <v:shape id="Text Box 6" o:spid="_x0000_s1027" type="#_x0000_t202" style="position:absolute;left:0;text-align:left;margin-left:-37.8pt;margin-top:9.95pt;width:477pt;height:207.6pt;z-index:251662336;visibility:visible;mso-wrap-style:square;mso-width-percent:0;mso-height-percent:0;mso-wrap-distance-left:9pt;mso-wrap-distance-top:0;mso-wrap-distance-right:9pt;mso-wrap-distance-bottom:0;mso-position-horizontal:absolute;mso-position-horizontal-relative:margin;mso-position-vertical:absolute;mso-position-vertical-relative:text;mso-width-percent:0;mso-height-percent:0;mso-width-relative:margin;mso-height-relative:margin;v-text-anchor:top" o:gfxdata="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" fillcolor="white [3201]" stroked="f" strokeweight=".5pt">
                 <v:textbox>
                   <w:txbxContent>
                     <w:p/>
                     <w:p/>
-                    <w:p/>
+                    <w:p>
+                      <w:r>
+                        <w:t xml:space="preserve">Github Link </w:t>
+                      </w:r>
+                      <w:r>
+                        <w:tab/>
+                      </w:r>
+                      <w:r>
+                        <w:tab/>
+                        <w:t xml:space="preserve">: </w:t>
+                      </w:r>
+                      <w:r>
+                        <w:t>https://github.com/Uknowme-h/AIML_CourseWork</w:t>
+                      </w:r>
+                    </w:p>
                     <w:p>
                       <w:pPr>
                         <w:rPr>
@@ -889,23 +902,7 @@
                           <w:sz w:val="28"/>
                           <w:szCs w:val="28"/>
                         </w:rPr>
-                        <w:t xml:space="preserve">        </w:t>
-                      </w:r>
-                      <w:proofErr w:type="gramStart"/>
-                      <w:r>
-                        <w:rPr>
-                          <w:sz w:val="28"/>
-                          <w:szCs w:val="28"/>
-                        </w:rPr>
-                        <w:t xml:space="preserve">  :</w:t>
-                      </w:r>
-                      <w:proofErr w:type="gramEnd"/>
-                      <w:r>
-                        <w:rPr>
-                          <w:sz w:val="28"/>
-                          <w:szCs w:val="28"/>
-                        </w:rPr>
-                        <w:t xml:space="preserve"> Mr. Anish Khatiwada</w:t>
+                        <w:t xml:space="preserve">          : Mr. Anish Khatiwada</w:t>
                       </w:r>
                       <w:r>
                         <w:rPr>
@@ -1042,29 +1039,7 @@
           <w:sz w:val="24"/>
           <w:szCs w:val="28"/>
         </w:rPr>
-        <w:t xml:space="preserve">Question 1: You are a Data Scientist at </w:t>
-      </w:r>
-      <w:proofErr w:type="spellStart"/>
-      <w:r>
-        <w:rPr>
-          <w:rFonts w:ascii="Arial" w:eastAsia="Arial" w:hAnsi="Arial" w:cs="Arial"/>
-          <w:bCs/>
-          <w:color w:val="000000" w:themeColor="text1"/>
-          <w:sz w:val="24"/>
-          <w:szCs w:val="28"/>
-        </w:rPr>
-        <w:t>eSewa</w:t>
-      </w:r>
-      <w:proofErr w:type="spellEnd"/>
-      <w:r>
-        <w:rPr>
-          <w:rFonts w:ascii="Arial" w:eastAsia="Arial" w:hAnsi="Arial" w:cs="Arial"/>
-          <w:bCs/>
-          <w:color w:val="000000" w:themeColor="text1"/>
-          <w:sz w:val="24"/>
-          <w:szCs w:val="28"/>
-        </w:rPr>
-        <w:t>, a leading digital payment platform, working on large-scale user transaction data. Identify two high-impact business problems where unsupervised learning can provide value. For each problem, define it in context, propose a suitable approach, discuss system integration, and briefly mention one limitation.</w:t>
+        <w:t>Question 1: You are a Data Scientist at eSewa, a leading digital payment platform, working on large-scale user transaction data. Identify two high-impact business problems where unsupervised learning can provide value. For each problem, define it in context, propose a suitable approach, discuss system integration, and briefly mention one limitation.</w:t>
       </w:r>
     </w:p>
     <w:p>
@@ -1082,23 +1057,7 @@
           <w:color w:val="000000" w:themeColor="text1"/>
           <w:sz w:val="22"/>
         </w:rPr>
-        <w:t xml:space="preserve">Problem 1: Account Takeover Detection via Session </w:t>
-      </w:r>
-      <w:proofErr w:type="spellStart"/>
-      <w:r>
-        <w:rPr>
-          <w:color w:val="000000" w:themeColor="text1"/>
-          <w:sz w:val="22"/>
-        </w:rPr>
-        <w:t>Behaviour</w:t>
-      </w:r>
-      <w:proofErr w:type="spellEnd"/>
-      <w:r>
-        <w:rPr>
-          <w:color w:val="000000" w:themeColor="text1"/>
-          <w:sz w:val="22"/>
-        </w:rPr>
-        <w:t xml:space="preserve"> Analysis</w:t>
+        <w:t>Problem 1: Account Takeover Detection via Session Behaviour Analysis</w:t>
       </w:r>
     </w:p>
     <w:p>
@@ -1113,27 +1072,117 @@
           <w:b/>
           <w:color w:val="000000" w:themeColor="text1"/>
         </w:rPr>
-        <w:t xml:space="preserve">Business </w:t>
-      </w:r>
-      <w:proofErr w:type="gramStart"/>
+        <w:t>Business Context</w:t>
+      </w:r>
       <w:r>
         <w:rPr>
           <w:b/>
           <w:color w:val="000000" w:themeColor="text1"/>
         </w:rPr>
-        <w:t>Context</w:t>
-      </w:r>
-      <w:r>
+        <w:t xml:space="preserve"> : </w:t>
+      </w:r>
+      <w:r>
+        <w:rPr>
+          <w:color w:val="000000" w:themeColor="text1"/>
+        </w:rPr>
+        <w:t>As a digital wallet, eSewa is one of the prime targets of attackers. An attacker can achieve full access to a victim's account by using malware, session hijacking or phishing. The actual issue isn't actually the login itself  it's the actions the attacker takes after logging in.</w:t>
+      </w:r>
+    </w:p>
+    <w:p>
+      <w:pPr>
+        <w:ind w:left="-5" w:right="-15"/>
         <w:rPr>
           <w:b/>
           <w:color w:val="000000" w:themeColor="text1"/>
         </w:rPr>
+      </w:pPr>
+      <w:r>
+        <w:rPr>
+          <w:b/>
+          <w:color w:val="000000" w:themeColor="text1"/>
+        </w:rPr>
+        <w:t xml:space="preserve">Proposed Approach: </w:t>
+      </w:r>
+    </w:p>
+    <w:p>
+      <w:pPr>
+        <w:ind w:left="-5" w:right="-15"/>
+        <w:rPr>
+          <w:color w:val="000000" w:themeColor="text1"/>
+        </w:rPr>
+      </w:pPr>
+      <w:r>
+        <w:rPr>
+          <w:b/>
+          <w:color w:val="000000" w:themeColor="text1"/>
+        </w:rPr>
+        <w:t>LSTM Autoencoder</w:t>
+      </w:r>
+      <w:r>
+        <w:rPr>
+          <w:b/>
+          <w:color w:val="000000" w:themeColor="text1"/>
+        </w:rPr>
+        <w:t xml:space="preserve">: </w:t>
+      </w:r>
+      <w:r>
+        <w:rPr>
+          <w:color w:val="000000" w:themeColor="text1"/>
+        </w:rPr>
+        <w:t>The user sessions are always sequential. Legitimate user actions are orderly, rhythmic and purposeful. A normal autoencoder reduces a session to a vector and discards all temporal information. LSTM cells solve this problem: the input gate decides what to add to the state of the cell, the forget gate determines what to forget and the output gate decides what to keep. The model learns the transitions as well as the actions. A sequence such as 'balance check , small transfer  , logout' is well reconstructed. A sequence such as ‘login, immediate maximum transfer, add new beneficiary, logout' has a high reconstruction error since those transitions did not occur in any of the training legitimate sessions. Only normal sessions are used for training the model. An attacker that is walking on paths he does not know or skipping steps that a real user would not skip, will incur reconstruction error at inference without the attacker being warned, which re-verifies his OTP in the middle of the session. Navigation sequences, time per screen, input cadence, and transaction speed are features used.</w:t>
+      </w:r>
+    </w:p>
+    <w:p>
+      <w:pPr>
+        <w:ind w:left="-5" w:right="-15"/>
+        <w:rPr>
+          <w:color w:val="000000" w:themeColor="text1"/>
+        </w:rPr>
+      </w:pPr>
+      <w:r>
+        <w:rPr>
+          <w:b/>
+          <w:color w:val="000000" w:themeColor="text1"/>
+        </w:rPr>
+        <w:t>System Integration</w:t>
+      </w:r>
+      <w:r>
+        <w:rPr>
+          <w:b/>
+          <w:color w:val="000000" w:themeColor="text1"/>
+        </w:rPr>
+        <w:t xml:space="preserve"> : </w:t>
+      </w:r>
+      <w:r>
+        <w:rPr>
+          <w:color w:val="000000" w:themeColor="text1"/>
+        </w:rPr>
+        <w:t>Any number of sessions flow through RabbitMQ (or any other message broker). Scoring is not just at login. If the anomaly score exceeds a threshold, then silent OTP re-verification is done before any fund movement is made.</w:t>
+      </w:r>
+    </w:p>
+    <w:p>
+      <w:pPr>
+        <w:ind w:left="-5" w:right="-15"/>
+        <w:rPr>
+          <w:color w:val="000000" w:themeColor="text1"/>
+        </w:rPr>
+      </w:pPr>
+      <w:r>
+        <w:rPr>
+          <w:b/>
+          <w:color w:val="000000" w:themeColor="text1"/>
+        </w:rPr>
+        <w:t>Limitation</w:t>
+      </w:r>
+      <w:r>
+        <w:rPr>
+          <w:b/>
+          <w:color w:val="000000" w:themeColor="text1"/>
+        </w:rPr>
         <w:t xml:space="preserve"> :</w:t>
       </w:r>
-      <w:proofErr w:type="gramEnd"/>
-      <w:r>
-        <w:rPr>
-          <w:b/>
+      <w:r>
+        <w:rPr>
           <w:color w:val="000000" w:themeColor="text1"/>
         </w:rPr>
         <w:t xml:space="preserve"> </w:t>
@@ -1142,215 +1191,7 @@
         <w:rPr>
           <w:color w:val="000000" w:themeColor="text1"/>
         </w:rPr>
-        <w:t xml:space="preserve">As a digital wallet, </w:t>
-      </w:r>
-      <w:proofErr w:type="spellStart"/>
-      <w:r>
-        <w:rPr>
-          <w:color w:val="000000" w:themeColor="text1"/>
-        </w:rPr>
-        <w:t>eSewa</w:t>
-      </w:r>
-      <w:proofErr w:type="spellEnd"/>
-      <w:r>
-        <w:rPr>
-          <w:color w:val="000000" w:themeColor="text1"/>
-        </w:rPr>
-        <w:t xml:space="preserve"> is one of the prime targets of attackers. An attacker can achieve full access to a victim's account by using malware, session hijacking or phishing. The actual issue isn't </w:t>
-      </w:r>
-      <w:proofErr w:type="gramStart"/>
-      <w:r>
-        <w:rPr>
-          <w:color w:val="000000" w:themeColor="text1"/>
-        </w:rPr>
-        <w:t>actually the</w:t>
-      </w:r>
-      <w:proofErr w:type="gramEnd"/>
-      <w:r>
-        <w:rPr>
-          <w:color w:val="000000" w:themeColor="text1"/>
-        </w:rPr>
-        <w:t xml:space="preserve"> login </w:t>
-      </w:r>
-      <w:proofErr w:type="gramStart"/>
-      <w:r>
-        <w:rPr>
-          <w:color w:val="000000" w:themeColor="text1"/>
-        </w:rPr>
-        <w:t>itself  it's</w:t>
-      </w:r>
-      <w:proofErr w:type="gramEnd"/>
-      <w:r>
-        <w:rPr>
-          <w:color w:val="000000" w:themeColor="text1"/>
-        </w:rPr>
-        <w:t xml:space="preserve"> the actions the attacker takes after logging in.</w:t>
-      </w:r>
-    </w:p>
-    <w:p>
-      <w:pPr>
-        <w:ind w:left="-5" w:right="-15"/>
-        <w:rPr>
-          <w:b/>
-          <w:color w:val="000000" w:themeColor="text1"/>
-        </w:rPr>
-      </w:pPr>
-      <w:r>
-        <w:rPr>
-          <w:b/>
-          <w:color w:val="000000" w:themeColor="text1"/>
-        </w:rPr>
-        <w:t xml:space="preserve">Proposed Approach: </w:t>
-      </w:r>
-    </w:p>
-    <w:p>
-      <w:pPr>
-        <w:ind w:left="-5" w:right="-15"/>
-        <w:rPr>
-          <w:color w:val="000000" w:themeColor="text1"/>
-        </w:rPr>
-      </w:pPr>
-      <w:r>
-        <w:rPr>
-          <w:b/>
-          <w:color w:val="000000" w:themeColor="text1"/>
-        </w:rPr>
-        <w:t>LSTM Autoencoder</w:t>
-      </w:r>
-      <w:r>
-        <w:rPr>
-          <w:b/>
-          <w:color w:val="000000" w:themeColor="text1"/>
-        </w:rPr>
-        <w:t xml:space="preserve">: </w:t>
-      </w:r>
-      <w:r>
-        <w:rPr>
-          <w:color w:val="000000" w:themeColor="text1"/>
-        </w:rPr>
-        <w:t xml:space="preserve">The user sessions are always sequential. Legitimate user actions are orderly, rhythmic and purposeful. A normal autoencoder reduces a session to a vector and discards all temporal information. LSTM cells solve this problem: the input gate decides what to add to the state of the cell, the forget gate determines what to forget and the output gate decides what to keep. The model learns the transitions as well as the actions. A sequence such as 'balance </w:t>
-      </w:r>
-      <w:proofErr w:type="gramStart"/>
-      <w:r>
-        <w:rPr>
-          <w:color w:val="000000" w:themeColor="text1"/>
-        </w:rPr>
-        <w:t>check ,</w:t>
-      </w:r>
-      <w:proofErr w:type="gramEnd"/>
-      <w:r>
-        <w:rPr>
-          <w:color w:val="000000" w:themeColor="text1"/>
-        </w:rPr>
-        <w:t xml:space="preserve"> small </w:t>
-      </w:r>
-      <w:proofErr w:type="gramStart"/>
-      <w:r>
-        <w:rPr>
-          <w:color w:val="000000" w:themeColor="text1"/>
-        </w:rPr>
-        <w:t>transfer  ,</w:t>
-      </w:r>
-      <w:proofErr w:type="gramEnd"/>
-      <w:r>
-        <w:rPr>
-          <w:color w:val="000000" w:themeColor="text1"/>
-        </w:rPr>
-        <w:t xml:space="preserve"> logout' is well reconstructed. A sequence such as ‘login, immediate maximum transfer, add new beneficiary, logout' has a high reconstruction error since those transitions did not occur in any of the training legitimate sessions. Only normal sessions are used for training the model. An attacker that is walking on paths he does not know or skipping steps that a real user would not skip, will incur reconstruction error at inference without the attacker being warned, which re-verifies his OTP in the middle of the session. Navigation sequences, time per screen, input cadence, and transaction speed are features used.</w:t>
-      </w:r>
-    </w:p>
-    <w:p>
-      <w:pPr>
-        <w:ind w:left="-5" w:right="-15"/>
-        <w:rPr>
-          <w:color w:val="000000" w:themeColor="text1"/>
-        </w:rPr>
-      </w:pPr>
-      <w:r>
-        <w:rPr>
-          <w:b/>
-          <w:color w:val="000000" w:themeColor="text1"/>
-        </w:rPr>
-        <w:t xml:space="preserve">System </w:t>
-      </w:r>
-      <w:proofErr w:type="gramStart"/>
-      <w:r>
-        <w:rPr>
-          <w:b/>
-          <w:color w:val="000000" w:themeColor="text1"/>
-        </w:rPr>
-        <w:t>Integration</w:t>
-      </w:r>
-      <w:r>
-        <w:rPr>
-          <w:b/>
-          <w:color w:val="000000" w:themeColor="text1"/>
-        </w:rPr>
-        <w:t xml:space="preserve"> :</w:t>
-      </w:r>
-      <w:proofErr w:type="gramEnd"/>
-      <w:r>
-        <w:rPr>
-          <w:b/>
-          <w:color w:val="000000" w:themeColor="text1"/>
-        </w:rPr>
-        <w:t xml:space="preserve"> </w:t>
-      </w:r>
-      <w:r>
-        <w:rPr>
-          <w:color w:val="000000" w:themeColor="text1"/>
-        </w:rPr>
-        <w:t>Any number of sessions flow through RabbitMQ (or any other message broker). Scoring is not just at login. If the anomaly score exceeds a threshold, then silent OTP re-verification is done before any fund movement is made.</w:t>
-      </w:r>
-    </w:p>
-    <w:p>
-      <w:pPr>
-        <w:ind w:left="-5" w:right="-15"/>
-        <w:rPr>
-          <w:color w:val="000000" w:themeColor="text1"/>
-        </w:rPr>
-      </w:pPr>
-      <w:proofErr w:type="gramStart"/>
-      <w:r>
-        <w:rPr>
-          <w:b/>
-          <w:color w:val="000000" w:themeColor="text1"/>
-        </w:rPr>
-        <w:t>Limitation</w:t>
-      </w:r>
-      <w:r>
-        <w:rPr>
-          <w:b/>
-          <w:color w:val="000000" w:themeColor="text1"/>
-        </w:rPr>
-        <w:t xml:space="preserve"> :</w:t>
-      </w:r>
-      <w:proofErr w:type="gramEnd"/>
-      <w:r>
-        <w:rPr>
-          <w:color w:val="000000" w:themeColor="text1"/>
-        </w:rPr>
-        <w:t xml:space="preserve"> </w:t>
-      </w:r>
-      <w:r>
-        <w:rPr>
-          <w:color w:val="000000" w:themeColor="text1"/>
-        </w:rPr>
-        <w:t xml:space="preserve">Users on new devices or in new environments produce "true" false positives, which </w:t>
-      </w:r>
-      <w:proofErr w:type="gramStart"/>
-      <w:r>
-        <w:rPr>
-          <w:color w:val="000000" w:themeColor="text1"/>
-        </w:rPr>
-        <w:t>requires</w:t>
-      </w:r>
-      <w:proofErr w:type="gramEnd"/>
-      <w:r>
-        <w:rPr>
-          <w:color w:val="000000" w:themeColor="text1"/>
-        </w:rPr>
-        <w:t xml:space="preserve"> per-user threshold calibration, not a single global threshold.</w:t>
+        <w:t>Users on new devices or in new environments produce "true" false positives, which requires per-user threshold calibration, not a single global threshold.</w:t>
       </w:r>
     </w:p>
     <w:p>
@@ -1383,135 +1224,60 @@
           <w:b/>
           <w:color w:val="000000" w:themeColor="text1"/>
         </w:rPr>
-        <w:t xml:space="preserve">Business </w:t>
-      </w:r>
-      <w:proofErr w:type="gramStart"/>
+        <w:t>Business Context</w:t>
+      </w:r>
       <w:r>
         <w:rPr>
           <w:b/>
           <w:color w:val="000000" w:themeColor="text1"/>
         </w:rPr>
-        <w:t>Context</w:t>
-      </w:r>
+        <w:t xml:space="preserve"> :</w:t>
+      </w:r>
+      <w:r>
+        <w:rPr>
+          <w:color w:val="000000" w:themeColor="text1"/>
+        </w:rPr>
+        <w:t xml:space="preserve"> </w:t>
+      </w:r>
+      <w:r>
+        <w:rPr>
+          <w:color w:val="000000" w:themeColor="text1"/>
+        </w:rPr>
+        <w:t>eSewa's APIs for account verification, merchant lookup and balance checking are targeted to map valid accounts and/or to get merchant info. The slow and sub-rate-limited requests are intentionally designed in this way so that they will not be detected by threshhold detection.</w:t>
+      </w:r>
+    </w:p>
+    <w:p>
+      <w:pPr>
+        <w:ind w:left="-5" w:right="-15"/>
+        <w:rPr>
+          <w:color w:val="000000" w:themeColor="text1"/>
+        </w:rPr>
+      </w:pPr>
       <w:r>
         <w:rPr>
           <w:b/>
           <w:color w:val="000000" w:themeColor="text1"/>
         </w:rPr>
-        <w:t xml:space="preserve"> :</w:t>
-      </w:r>
-      <w:proofErr w:type="gramEnd"/>
+        <w:t>Proposed Approach: LSTM Autoencoder on API Call Sequences</w:t>
+      </w:r>
+      <w:r>
+        <w:rPr>
+          <w:b/>
+          <w:color w:val="000000" w:themeColor="text1"/>
+        </w:rPr>
+        <w:t xml:space="preserve"> : </w:t>
+      </w:r>
       <w:r>
         <w:rPr>
           <w:color w:val="000000" w:themeColor="text1"/>
         </w:rPr>
         <w:t xml:space="preserve"> </w:t>
       </w:r>
-      <w:proofErr w:type="spellStart"/>
-      <w:r>
-        <w:rPr>
-          <w:color w:val="000000" w:themeColor="text1"/>
-        </w:rPr>
-        <w:t>eSewa's</w:t>
-      </w:r>
-      <w:proofErr w:type="spellEnd"/>
-      <w:r>
-        <w:rPr>
-          <w:color w:val="000000" w:themeColor="text1"/>
-        </w:rPr>
-        <w:t xml:space="preserve"> APIs for account verification, merchant lookup and balance checking are targeted to map valid accounts and/or to get merchant info. The slow and sub-rate-limited requests are intentionally designed in this way so that they will not be detected by </w:t>
-      </w:r>
-      <w:proofErr w:type="spellStart"/>
-      <w:r>
-        <w:rPr>
-          <w:color w:val="000000" w:themeColor="text1"/>
-        </w:rPr>
-        <w:t>threshhold</w:t>
-      </w:r>
-      <w:proofErr w:type="spellEnd"/>
-      <w:r>
-        <w:rPr>
-          <w:color w:val="000000" w:themeColor="text1"/>
-        </w:rPr>
-        <w:t xml:space="preserve"> detection.</w:t>
-      </w:r>
-    </w:p>
-    <w:p>
-      <w:pPr>
-        <w:ind w:left="-5" w:right="-15"/>
-        <w:rPr>
-          <w:color w:val="000000" w:themeColor="text1"/>
-        </w:rPr>
-      </w:pPr>
-      <w:r>
-        <w:rPr>
-          <w:b/>
-          <w:color w:val="000000" w:themeColor="text1"/>
-        </w:rPr>
-        <w:t xml:space="preserve">Proposed Approach: LSTM Autoencoder on API Call </w:t>
-      </w:r>
-      <w:proofErr w:type="gramStart"/>
-      <w:r>
-        <w:rPr>
-          <w:b/>
-          <w:color w:val="000000" w:themeColor="text1"/>
-        </w:rPr>
-        <w:t>Sequences</w:t>
-      </w:r>
-      <w:r>
-        <w:rPr>
-          <w:b/>
-          <w:color w:val="000000" w:themeColor="text1"/>
-        </w:rPr>
-        <w:t xml:space="preserve"> :</w:t>
-      </w:r>
-      <w:proofErr w:type="gramEnd"/>
-      <w:r>
-        <w:rPr>
-          <w:b/>
-          <w:color w:val="000000" w:themeColor="text1"/>
-        </w:rPr>
-        <w:t xml:space="preserve"> </w:t>
-      </w:r>
-      <w:r>
-        <w:rPr>
-          <w:color w:val="000000" w:themeColor="text1"/>
-        </w:rPr>
-        <w:t xml:space="preserve"> </w:t>
-      </w:r>
-      <w:r>
-        <w:rPr>
-          <w:color w:val="000000" w:themeColor="text1"/>
-        </w:rPr>
-        <w:t xml:space="preserve">There is structure in legitimate API usage: calls follow logical sequences based on true user intent: authenticate, fetch balance, initiate payment, confirm. The LSTM Autoencoder is used to learn this temporal grammar. It represents a session's API call sequence as a latent vector, or </w:t>
-      </w:r>
-      <w:proofErr w:type="spellStart"/>
-      <w:r>
-        <w:rPr>
-          <w:color w:val="000000" w:themeColor="text1"/>
-        </w:rPr>
-        <w:t>behavioural</w:t>
-      </w:r>
-      <w:proofErr w:type="spellEnd"/>
-      <w:r>
-        <w:rPr>
-          <w:color w:val="000000" w:themeColor="text1"/>
-        </w:rPr>
-        <w:t xml:space="preserve"> intent, via an encoder. The decoder is used to recreate the original sequence. With legal sessions, the reconstruction error is low. Structurally empty: Enumeration attacks are attacks in which the same endpoints are called with incrementally different parameters, but the flow is not logical. Such repetitive patterns are never useful in the LSTM's hidden state; otherwise, it is the forget gate's job to forget them. Reconstruction error remains high throughout, which is an indication of a legitimate session error that usually drops as going </w:t>
-      </w:r>
-      <w:proofErr w:type="gramStart"/>
-      <w:r>
-        <w:rPr>
-          <w:color w:val="000000" w:themeColor="text1"/>
-        </w:rPr>
-        <w:t>along</w:t>
-      </w:r>
-      <w:proofErr w:type="gramEnd"/>
-      <w:r>
-        <w:rPr>
-          <w:color w:val="000000" w:themeColor="text1"/>
-        </w:rPr>
-        <w:t xml:space="preserve"> the expected </w:t>
+      <w:r>
+        <w:rPr>
+          <w:color w:val="000000" w:themeColor="text1"/>
+        </w:rPr>
+        <w:t xml:space="preserve">There is structure in legitimate API usage: calls follow logical sequences based on true user intent: authenticate, fetch balance, initiate payment, confirm. The LSTM Autoencoder is used to learn this temporal grammar. It represents a session's API call sequence as a latent vector, or behavioural intent, via an encoder. The decoder is used to recreate the original sequence. With legal sessions, the reconstruction error is low. Structurally empty: Enumeration attacks are attacks in which the same endpoints are called with incrementally different parameters, but the flow is not logical. Such repetitive patterns are never useful in the LSTM's hidden state; otherwise, it is the forget gate's job to forget them. Reconstruction error remains high throughout, which is an indication of a legitimate session error that usually drops as going along the expected </w:t>
       </w:r>
       <w:r>
         <w:rPr>
@@ -1545,21 +1311,7 @@
         <w:rPr>
           <w:color w:val="000000" w:themeColor="text1"/>
         </w:rPr>
-        <w:t xml:space="preserve">A </w:t>
-      </w:r>
-      <w:proofErr w:type="gramStart"/>
-      <w:r>
-        <w:rPr>
-          <w:color w:val="000000" w:themeColor="text1"/>
-        </w:rPr>
-        <w:t>5 minute</w:t>
-      </w:r>
-      <w:proofErr w:type="gramEnd"/>
-      <w:r>
-        <w:rPr>
-          <w:color w:val="000000" w:themeColor="text1"/>
-        </w:rPr>
-        <w:t xml:space="preserve"> run session window, and a near real-time batch job. Throttling occurs without interruption (silently) - responses slow down but do not block completely, attackers don't know they are detected.</w:t>
+        <w:t>A 5 minute run session window, and a near real-time batch job. Throttling occurs without interruption (silently) - responses slow down but do not block completely, attackers don't know they are detected.</w:t>
       </w:r>
     </w:p>
     <w:p>
@@ -1570,7 +1322,6 @@
           <w:color w:val="000000" w:themeColor="text1"/>
         </w:rPr>
       </w:pPr>
-      <w:proofErr w:type="gramStart"/>
       <w:r>
         <w:rPr>
           <w:b/>
@@ -1583,15 +1334,7 @@
           <w:b/>
           <w:color w:val="000000" w:themeColor="text1"/>
         </w:rPr>
-        <w:t xml:space="preserve"> :</w:t>
-      </w:r>
-      <w:proofErr w:type="gramEnd"/>
-      <w:r>
-        <w:rPr>
-          <w:b/>
-          <w:color w:val="000000" w:themeColor="text1"/>
-        </w:rPr>
-        <w:t xml:space="preserve"> </w:t>
+        <w:t xml:space="preserve"> : </w:t>
       </w:r>
       <w:r>
         <w:rPr>
@@ -1699,77 +1442,7 @@
         <w:rPr>
           <w:color w:val="000000" w:themeColor="text1"/>
         </w:rPr>
-        <w:t xml:space="preserve">When a neural network has more capacity than the training data it is trained on, it </w:t>
-      </w:r>
-      <w:proofErr w:type="spellStart"/>
-      <w:r>
-        <w:rPr>
-          <w:color w:val="000000" w:themeColor="text1"/>
-        </w:rPr>
-        <w:t>memorises</w:t>
-      </w:r>
-      <w:proofErr w:type="spellEnd"/>
-      <w:r>
-        <w:rPr>
-          <w:color w:val="000000" w:themeColor="text1"/>
-        </w:rPr>
-        <w:t xml:space="preserve"> the training data rather than learning general </w:t>
-      </w:r>
-      <w:proofErr w:type="gramStart"/>
-      <w:r>
-        <w:rPr>
-          <w:color w:val="000000" w:themeColor="text1"/>
-        </w:rPr>
-        <w:t>patterns  that</w:t>
-      </w:r>
-      <w:proofErr w:type="gramEnd"/>
-      <w:r>
-        <w:rPr>
-          <w:color w:val="000000" w:themeColor="text1"/>
-        </w:rPr>
-        <w:t xml:space="preserve"> </w:t>
-      </w:r>
-      <w:proofErr w:type="gramStart"/>
-      <w:r>
-        <w:rPr>
-          <w:color w:val="000000" w:themeColor="text1"/>
-        </w:rPr>
-        <w:t>is</w:t>
-      </w:r>
-      <w:proofErr w:type="gramEnd"/>
-      <w:r>
-        <w:rPr>
-          <w:color w:val="000000" w:themeColor="text1"/>
-        </w:rPr>
-        <w:t xml:space="preserve"> overfitting. This is prevented by dropout, which randomly inhibits a portion of the neurons for each training step. The network can never trust any single neuron, and thus </w:t>
-      </w:r>
-      <w:proofErr w:type="gramStart"/>
-      <w:r>
-        <w:rPr>
-          <w:color w:val="000000" w:themeColor="text1"/>
-        </w:rPr>
-        <w:t>has to</w:t>
-      </w:r>
-      <w:proofErr w:type="gramEnd"/>
-      <w:r>
-        <w:rPr>
-          <w:color w:val="000000" w:themeColor="text1"/>
-        </w:rPr>
-        <w:t xml:space="preserve"> learn distributed, robust representations. During the test phase every neuron is re-enabled, however, the output of each of these neurons is multiplied </w:t>
-      </w:r>
-      <w:proofErr w:type="gramStart"/>
-      <w:r>
-        <w:rPr>
-          <w:color w:val="000000" w:themeColor="text1"/>
-        </w:rPr>
-        <w:t>in order to</w:t>
-      </w:r>
-      <w:proofErr w:type="gramEnd"/>
-      <w:r>
-        <w:rPr>
-          <w:color w:val="000000" w:themeColor="text1"/>
-        </w:rPr>
-        <w:t xml:space="preserve"> account for dropout in the training phase. In the case of image classification for KYC validation, dropout helps the model focus on more than a few details from a single area of the image; it forces the network to learn from several different cues in an image rather than just one or two.</w:t>
+        <w:t>When a neural network has more capacity than the training data it is trained on, it memorises the training data rather than learning general patterns  that is overfitting. This is prevented by dropout, which randomly inhibits a portion of the neurons for each training step. The network can never trust any single neuron, and thus has to learn distributed, robust representations. During the test phase every neuron is re-enabled, however, the output of each of these neurons is multiplied in order to account for dropout in the training phase. In the case of image classification for KYC validation, dropout helps the model focus on more than a few details from a single area of the image; it forces the network to learn from several different cues in an image rather than just one or two.</w:t>
       </w:r>
     </w:p>
     <w:p>
@@ -1799,49 +1472,7 @@
         <w:rPr>
           <w:color w:val="000000" w:themeColor="text1"/>
         </w:rPr>
-        <w:t xml:space="preserve">In some cases, a model may be poorly </w:t>
-      </w:r>
-      <w:proofErr w:type="gramStart"/>
-      <w:r>
-        <w:rPr>
-          <w:color w:val="000000" w:themeColor="text1"/>
-        </w:rPr>
-        <w:t>designed</w:t>
-      </w:r>
-      <w:proofErr w:type="gramEnd"/>
-      <w:r>
-        <w:rPr>
-          <w:color w:val="000000" w:themeColor="text1"/>
-        </w:rPr>
-        <w:t xml:space="preserve"> but it is also because of the small size of the training data or lack of diversity in the training data. Data augmentation increases the effective size of the training set by creating variations of existing data using transformations such as flipping, rotating, cropping, changing brightness or noise to existing examples, without acquiring any new data. The model is now presented with slightly modified versions of each of the examples, and now the task of </w:t>
-      </w:r>
-      <w:proofErr w:type="spellStart"/>
-      <w:r>
-        <w:rPr>
-          <w:color w:val="000000" w:themeColor="text1"/>
-        </w:rPr>
-        <w:t>memorising</w:t>
-      </w:r>
-      <w:proofErr w:type="spellEnd"/>
-      <w:r>
-        <w:rPr>
-          <w:color w:val="000000" w:themeColor="text1"/>
-        </w:rPr>
-        <w:t xml:space="preserve"> is difficult while the task of </w:t>
-      </w:r>
-      <w:proofErr w:type="spellStart"/>
-      <w:r>
-        <w:rPr>
-          <w:color w:val="000000" w:themeColor="text1"/>
-        </w:rPr>
-        <w:t>generalising</w:t>
-      </w:r>
-      <w:proofErr w:type="spellEnd"/>
-      <w:r>
-        <w:rPr>
-          <w:color w:val="000000" w:themeColor="text1"/>
-        </w:rPr>
-        <w:t xml:space="preserve"> is easy. Add rotations, brightness variations and blurriness to a cheque or document scanner when they are only used with a small number of examples, and real-world performance is significantly boosted.</w:t>
+        <w:t>In some cases, a model may be poorly designed but it is also because of the small size of the training data or lack of diversity in the training data. Data augmentation increases the effective size of the training set by creating variations of existing data using transformations such as flipping, rotating, cropping, changing brightness or noise to existing examples, without acquiring any new data. The model is now presented with slightly modified versions of each of the examples, and now the task of memorising is difficult while the task of generalising is easy. Add rotations, brightness variations and blurriness to a cheque or document scanner when they are only used with a small number of examples, and real-world performance is significantly boosted.</w:t>
       </w:r>
     </w:p>
     <w:p>
@@ -1940,21 +1571,7 @@
         <w:rPr>
           <w:color w:val="000000" w:themeColor="text1"/>
         </w:rPr>
-        <w:t xml:space="preserve">Supervised learning is used by an FCN to map inputs to the predefined labels. An autoencoder is </w:t>
-      </w:r>
-      <w:proofErr w:type="gramStart"/>
-      <w:r>
-        <w:rPr>
-          <w:color w:val="000000" w:themeColor="text1"/>
-        </w:rPr>
-        <w:t>unsupervised</w:t>
-      </w:r>
-      <w:proofErr w:type="gramEnd"/>
-      <w:r>
-        <w:rPr>
-          <w:color w:val="000000" w:themeColor="text1"/>
-        </w:rPr>
-        <w:t xml:space="preserve"> it has no external labels. It only needs to learn the most crucial structure in the data, as its only goal is to reconstruct its own input as accurately as possible.</w:t>
+        <w:t>Supervised learning is used by an FCN to map inputs to the predefined labels. An autoencoder is unsupervised it has no external labels. It only needs to learn the most crucial structure in the data, as its only goal is to reconstruct its own input as accurately as possible.</w:t>
       </w:r>
     </w:p>
     <w:p>
@@ -1985,35 +1602,7 @@
         <w:rPr>
           <w:color w:val="000000" w:themeColor="text1"/>
         </w:rPr>
-        <w:t xml:space="preserve">The concept of input and output in an FCN is quite different: an image is given as an </w:t>
-      </w:r>
-      <w:proofErr w:type="gramStart"/>
-      <w:r>
-        <w:rPr>
-          <w:color w:val="000000" w:themeColor="text1"/>
-        </w:rPr>
-        <w:t>input,</w:t>
-      </w:r>
-      <w:proofErr w:type="gramEnd"/>
-      <w:r>
-        <w:rPr>
-          <w:color w:val="000000" w:themeColor="text1"/>
-        </w:rPr>
-        <w:t xml:space="preserve"> a class label is returned as an output. In an autoencoder, the input is the same as the output: an image is fed into the </w:t>
-      </w:r>
-      <w:proofErr w:type="gramStart"/>
-      <w:r>
-        <w:rPr>
-          <w:color w:val="000000" w:themeColor="text1"/>
-        </w:rPr>
-        <w:t>system</w:t>
-      </w:r>
-      <w:proofErr w:type="gramEnd"/>
-      <w:r>
-        <w:rPr>
-          <w:color w:val="000000" w:themeColor="text1"/>
-        </w:rPr>
-        <w:t xml:space="preserve"> and an approximated/denoised version of the same image is generated.</w:t>
+        <w:t>The concept of input and output in an FCN is quite different: an image is given as an input, a class label is returned as an output. In an autoencoder, the input is the same as the output: an image is fed into the system and an approximated/denoised version of the same image is generated.</w:t>
       </w:r>
     </w:p>
     <w:p>
